--- a/docs/sdlc/60_quality/WS2D-QA-001_品質保証計画書.docx
+++ b/docs/sdlc/60_quality/WS2D-QA-001_品質保証計画書.docx
@@ -76,13 +76,13 @@
         <w:tblLook w:firstColumn="1" w:firstRow="1" w:lastColumn="0" w:lastRow="0" w:noHBand="0" w:noVBand="1" w:val="04A0"/>
       </w:tblPr>
       <w:tblGrid>
-        <w:gridCol w:w="4320"/>
-        <w:gridCol w:w="4320"/>
+        <w:gridCol w:w="4961"/>
+        <w:gridCol w:w="4961"/>
       </w:tblGrid>
       <w:tr>
         <w:tc>
           <w:tcPr>
-            <w:tcW w:type="dxa" w:w="4320"/>
+            <w:tcW w:type="dxa" w:w="4961"/>
             <w:shd w:fill="D9E2F3"/>
           </w:tcPr>
           <w:p>
@@ -102,7 +102,7 @@
         </w:tc>
         <w:tc>
           <w:tcPr>
-            <w:tcW w:type="dxa" w:w="4320"/>
+            <w:tcW w:type="dxa" w:w="4961"/>
           </w:tcPr>
           <w:p>
             <w:r>
@@ -123,7 +123,7 @@
       <w:tr>
         <w:tc>
           <w:tcPr>
-            <w:tcW w:type="dxa" w:w="4320"/>
+            <w:tcW w:type="dxa" w:w="4961"/>
             <w:shd w:fill="D9E2F3"/>
           </w:tcPr>
           <w:p>
@@ -143,7 +143,7 @@
         </w:tc>
         <w:tc>
           <w:tcPr>
-            <w:tcW w:type="dxa" w:w="4320"/>
+            <w:tcW w:type="dxa" w:w="4961"/>
           </w:tcPr>
           <w:p>
             <w:r>
@@ -164,7 +164,7 @@
       <w:tr>
         <w:tc>
           <w:tcPr>
-            <w:tcW w:type="dxa" w:w="4320"/>
+            <w:tcW w:type="dxa" w:w="4961"/>
             <w:shd w:fill="D9E2F3"/>
           </w:tcPr>
           <w:p>
@@ -184,7 +184,7 @@
         </w:tc>
         <w:tc>
           <w:tcPr>
-            <w:tcW w:type="dxa" w:w="4320"/>
+            <w:tcW w:type="dxa" w:w="4961"/>
           </w:tcPr>
           <w:p>
             <w:r>
@@ -205,7 +205,7 @@
       <w:tr>
         <w:tc>
           <w:tcPr>
-            <w:tcW w:type="dxa" w:w="4320"/>
+            <w:tcW w:type="dxa" w:w="4961"/>
             <w:shd w:fill="D9E2F3"/>
           </w:tcPr>
           <w:p>
@@ -225,7 +225,7 @@
         </w:tc>
         <w:tc>
           <w:tcPr>
-            <w:tcW w:type="dxa" w:w="4320"/>
+            <w:tcW w:type="dxa" w:w="4961"/>
           </w:tcPr>
           <w:p>
             <w:r>
@@ -246,7 +246,7 @@
       <w:tr>
         <w:tc>
           <w:tcPr>
-            <w:tcW w:type="dxa" w:w="4320"/>
+            <w:tcW w:type="dxa" w:w="4961"/>
             <w:shd w:fill="D9E2F3"/>
           </w:tcPr>
           <w:p>
@@ -266,7 +266,7 @@
         </w:tc>
         <w:tc>
           <w:tcPr>
-            <w:tcW w:type="dxa" w:w="4320"/>
+            <w:tcW w:type="dxa" w:w="4961"/>
           </w:tcPr>
           <w:p>
             <w:r>
@@ -287,7 +287,7 @@
       <w:tr>
         <w:tc>
           <w:tcPr>
-            <w:tcW w:type="dxa" w:w="4320"/>
+            <w:tcW w:type="dxa" w:w="4961"/>
             <w:shd w:fill="D9E2F3"/>
           </w:tcPr>
           <w:p>
@@ -307,7 +307,7 @@
         </w:tc>
         <w:tc>
           <w:tcPr>
-            <w:tcW w:type="dxa" w:w="4320"/>
+            <w:tcW w:type="dxa" w:w="4961"/>
           </w:tcPr>
           <w:p>
             <w:r>
@@ -356,13 +356,13 @@
         <w:tblLook w:firstColumn="1" w:firstRow="1" w:lastColumn="0" w:lastRow="0" w:noHBand="0" w:noVBand="1" w:val="04A0"/>
       </w:tblPr>
       <w:tblGrid>
-        <w:gridCol w:w="4320"/>
-        <w:gridCol w:w="4320"/>
+        <w:gridCol w:w="4961"/>
+        <w:gridCol w:w="4961"/>
       </w:tblGrid>
       <w:tr>
         <w:tc>
           <w:tcPr>
-            <w:tcW w:type="dxa" w:w="4320"/>
+            <w:tcW w:type="dxa" w:w="4961"/>
             <w:shd w:fill="D9E2F3"/>
           </w:tcPr>
           <w:p>
@@ -382,7 +382,7 @@
         </w:tc>
         <w:tc>
           <w:tcPr>
-            <w:tcW w:type="dxa" w:w="4320"/>
+            <w:tcW w:type="dxa" w:w="4961"/>
           </w:tcPr>
           <w:p>
             <w:r>
@@ -403,7 +403,7 @@
       <w:tr>
         <w:tc>
           <w:tcPr>
-            <w:tcW w:type="dxa" w:w="4320"/>
+            <w:tcW w:type="dxa" w:w="4961"/>
             <w:shd w:fill="D9E2F3"/>
           </w:tcPr>
           <w:p>
@@ -423,7 +423,7 @@
         </w:tc>
         <w:tc>
           <w:tcPr>
-            <w:tcW w:type="dxa" w:w="4320"/>
+            <w:tcW w:type="dxa" w:w="4961"/>
           </w:tcPr>
           <w:p>
             <w:r>
@@ -444,7 +444,7 @@
       <w:tr>
         <w:tc>
           <w:tcPr>
-            <w:tcW w:type="dxa" w:w="4320"/>
+            <w:tcW w:type="dxa" w:w="4961"/>
             <w:shd w:fill="D9E2F3"/>
           </w:tcPr>
           <w:p>
@@ -464,7 +464,7 @@
         </w:tc>
         <w:tc>
           <w:tcPr>
-            <w:tcW w:type="dxa" w:w="4320"/>
+            <w:tcW w:type="dxa" w:w="4961"/>
           </w:tcPr>
           <w:p>
             <w:r>
@@ -485,7 +485,7 @@
       <w:tr>
         <w:tc>
           <w:tcPr>
-            <w:tcW w:type="dxa" w:w="4320"/>
+            <w:tcW w:type="dxa" w:w="4961"/>
             <w:shd w:fill="D9E2F3"/>
           </w:tcPr>
           <w:p>
@@ -505,7 +505,7 @@
         </w:tc>
         <w:tc>
           <w:tcPr>
-            <w:tcW w:type="dxa" w:w="4320"/>
+            <w:tcW w:type="dxa" w:w="4961"/>
           </w:tcPr>
           <w:p>
             <w:r>
@@ -526,7 +526,7 @@
       <w:tr>
         <w:tc>
           <w:tcPr>
-            <w:tcW w:type="dxa" w:w="4320"/>
+            <w:tcW w:type="dxa" w:w="4961"/>
             <w:shd w:fill="D9E2F3"/>
           </w:tcPr>
           <w:p>
@@ -546,7 +546,7 @@
         </w:tc>
         <w:tc>
           <w:tcPr>
-            <w:tcW w:type="dxa" w:w="4320"/>
+            <w:tcW w:type="dxa" w:w="4961"/>
           </w:tcPr>
           <w:p>
             <w:r>
@@ -567,7 +567,7 @@
       <w:tr>
         <w:tc>
           <w:tcPr>
-            <w:tcW w:type="dxa" w:w="4320"/>
+            <w:tcW w:type="dxa" w:w="4961"/>
             <w:shd w:fill="D9E2F3"/>
           </w:tcPr>
           <w:p>
@@ -587,7 +587,7 @@
         </w:tc>
         <w:tc>
           <w:tcPr>
-            <w:tcW w:type="dxa" w:w="4320"/>
+            <w:tcW w:type="dxa" w:w="4961"/>
           </w:tcPr>
           <w:p>
             <w:r>
@@ -632,15 +632,15 @@
         <w:tblLook w:firstColumn="1" w:firstRow="1" w:lastColumn="0" w:lastRow="0" w:noHBand="0" w:noVBand="1" w:val="04A0"/>
       </w:tblPr>
       <w:tblGrid>
-        <w:gridCol w:w="2160"/>
-        <w:gridCol w:w="2160"/>
-        <w:gridCol w:w="2160"/>
-        <w:gridCol w:w="2160"/>
+        <w:gridCol w:w="2480"/>
+        <w:gridCol w:w="2480"/>
+        <w:gridCol w:w="2480"/>
+        <w:gridCol w:w="2480"/>
       </w:tblGrid>
       <w:tr>
         <w:tc>
           <w:tcPr>
-            <w:tcW w:type="dxa" w:w="2160"/>
+            <w:tcW w:type="dxa" w:w="2480"/>
             <w:shd w:fill="D9E2F3"/>
           </w:tcPr>
           <w:p>
@@ -662,7 +662,7 @@
         </w:tc>
         <w:tc>
           <w:tcPr>
-            <w:tcW w:type="dxa" w:w="2160"/>
+            <w:tcW w:type="dxa" w:w="2480"/>
             <w:shd w:fill="D9E2F3"/>
           </w:tcPr>
           <w:p>
@@ -684,7 +684,7 @@
         </w:tc>
         <w:tc>
           <w:tcPr>
-            <w:tcW w:type="dxa" w:w="2160"/>
+            <w:tcW w:type="dxa" w:w="2480"/>
             <w:shd w:fill="D9E2F3"/>
           </w:tcPr>
           <w:p>
@@ -706,7 +706,7 @@
         </w:tc>
         <w:tc>
           <w:tcPr>
-            <w:tcW w:type="dxa" w:w="2160"/>
+            <w:tcW w:type="dxa" w:w="2480"/>
             <w:shd w:fill="D9E2F3"/>
           </w:tcPr>
           <w:p>
@@ -730,7 +730,7 @@
       <w:tr>
         <w:tc>
           <w:tcPr>
-            <w:tcW w:type="dxa" w:w="2160"/>
+            <w:tcW w:type="dxa" w:w="2480"/>
           </w:tcPr>
           <w:p>
             <w:r>
@@ -749,7 +749,7 @@
         </w:tc>
         <w:tc>
           <w:tcPr>
-            <w:tcW w:type="dxa" w:w="2160"/>
+            <w:tcW w:type="dxa" w:w="2480"/>
           </w:tcPr>
           <w:p>
             <w:r>
@@ -761,7 +761,7 @@
         </w:tc>
         <w:tc>
           <w:tcPr>
-            <w:tcW w:type="dxa" w:w="2160"/>
+            <w:tcW w:type="dxa" w:w="2480"/>
           </w:tcPr>
           <w:p>
             <w:r>
@@ -773,7 +773,7 @@
         </w:tc>
         <w:tc>
           <w:tcPr>
-            <w:tcW w:type="dxa" w:w="2160"/>
+            <w:tcW w:type="dxa" w:w="2480"/>
           </w:tcPr>
           <w:p>
             <w:r>
@@ -787,7 +787,7 @@
       <w:tr>
         <w:tc>
           <w:tcPr>
-            <w:tcW w:type="dxa" w:w="2160"/>
+            <w:tcW w:type="dxa" w:w="2480"/>
           </w:tcPr>
           <w:p>
             <w:r>
@@ -806,7 +806,7 @@
         </w:tc>
         <w:tc>
           <w:tcPr>
-            <w:tcW w:type="dxa" w:w="2160"/>
+            <w:tcW w:type="dxa" w:w="2480"/>
           </w:tcPr>
           <w:p>
             <w:r>
@@ -818,7 +818,7 @@
         </w:tc>
         <w:tc>
           <w:tcPr>
-            <w:tcW w:type="dxa" w:w="2160"/>
+            <w:tcW w:type="dxa" w:w="2480"/>
           </w:tcPr>
           <w:p>
             <w:r>
@@ -830,7 +830,7 @@
         </w:tc>
         <w:tc>
           <w:tcPr>
-            <w:tcW w:type="dxa" w:w="2160"/>
+            <w:tcW w:type="dxa" w:w="2480"/>
           </w:tcPr>
           <w:p>
             <w:r>
@@ -844,7 +844,7 @@
       <w:tr>
         <w:tc>
           <w:tcPr>
-            <w:tcW w:type="dxa" w:w="2160"/>
+            <w:tcW w:type="dxa" w:w="2480"/>
             <w:shd w:fill="D9E2F3"/>
           </w:tcPr>
           <w:p>
@@ -864,7 +864,7 @@
         </w:tc>
         <w:tc>
           <w:tcPr>
-            <w:tcW w:type="dxa" w:w="2160"/>
+            <w:tcW w:type="dxa" w:w="2480"/>
           </w:tcPr>
           <w:p>
             <w:r>
@@ -876,7 +876,7 @@
         </w:tc>
         <w:tc>
           <w:tcPr>
-            <w:tcW w:type="dxa" w:w="2160"/>
+            <w:tcW w:type="dxa" w:w="2480"/>
           </w:tcPr>
           <w:p>
             <w:r>
@@ -888,7 +888,7 @@
         </w:tc>
         <w:tc>
           <w:tcPr>
-            <w:tcW w:type="dxa" w:w="2160"/>
+            <w:tcW w:type="dxa" w:w="2480"/>
           </w:tcPr>
           <w:p>
             <w:r>
@@ -1287,20 +1287,20 @@
       <w:tblPr>
         <w:tblStyle w:val="TableGrid"/>
         <w:tblW w:type="auto" w:w="0"/>
-        <w:tblLayout w:type="autofit"/>
+        <w:tblLayout w:type="fixed"/>
         <w:tblLook w:firstColumn="1" w:firstRow="1" w:lastColumn="0" w:lastRow="0" w:noHBand="0" w:noVBand="1" w:val="04A0"/>
       </w:tblPr>
       <w:tblGrid>
-        <w:gridCol w:w="1728"/>
-        <w:gridCol w:w="1728"/>
-        <w:gridCol w:w="1728"/>
-        <w:gridCol w:w="1728"/>
-        <w:gridCol w:w="1728"/>
+        <w:gridCol w:w="1984"/>
+        <w:gridCol w:w="1984"/>
+        <w:gridCol w:w="1984"/>
+        <w:gridCol w:w="1984"/>
+        <w:gridCol w:w="1984"/>
       </w:tblGrid>
       <w:tr>
         <w:tc>
           <w:tcPr>
-            <w:tcW w:type="dxa" w:w="1728"/>
+            <w:tcW w:type="dxa" w:w="1984"/>
             <w:shd w:fill="D9E2F3"/>
           </w:tcPr>
           <w:p>
@@ -1322,7 +1322,7 @@
         </w:tc>
         <w:tc>
           <w:tcPr>
-            <w:tcW w:type="dxa" w:w="1728"/>
+            <w:tcW w:type="dxa" w:w="1984"/>
             <w:shd w:fill="D9E2F3"/>
           </w:tcPr>
           <w:p>
@@ -1344,7 +1344,7 @@
         </w:tc>
         <w:tc>
           <w:tcPr>
-            <w:tcW w:type="dxa" w:w="1728"/>
+            <w:tcW w:type="dxa" w:w="1984"/>
             <w:shd w:fill="D9E2F3"/>
           </w:tcPr>
           <w:p>
@@ -1366,7 +1366,7 @@
         </w:tc>
         <w:tc>
           <w:tcPr>
-            <w:tcW w:type="dxa" w:w="1728"/>
+            <w:tcW w:type="dxa" w:w="1984"/>
             <w:shd w:fill="D9E2F3"/>
           </w:tcPr>
           <w:p>
@@ -1388,7 +1388,7 @@
         </w:tc>
         <w:tc>
           <w:tcPr>
-            <w:tcW w:type="dxa" w:w="1728"/>
+            <w:tcW w:type="dxa" w:w="1984"/>
             <w:shd w:fill="D9E2F3"/>
           </w:tcPr>
           <w:p>
@@ -1412,7 +1412,7 @@
       <w:tr>
         <w:tc>
           <w:tcPr>
-            <w:tcW w:type="dxa" w:w="1728"/>
+            <w:tcW w:type="dxa" w:w="1984"/>
           </w:tcPr>
           <w:p>
             <w:r>
@@ -1431,7 +1431,7 @@
         </w:tc>
         <w:tc>
           <w:tcPr>
-            <w:tcW w:type="dxa" w:w="1728"/>
+            <w:tcW w:type="dxa" w:w="1984"/>
           </w:tcPr>
           <w:p>
             <w:r>
@@ -1450,7 +1450,7 @@
         </w:tc>
         <w:tc>
           <w:tcPr>
-            <w:tcW w:type="dxa" w:w="1728"/>
+            <w:tcW w:type="dxa" w:w="1984"/>
           </w:tcPr>
           <w:p>
             <w:r>
@@ -1469,7 +1469,7 @@
         </w:tc>
         <w:tc>
           <w:tcPr>
-            <w:tcW w:type="dxa" w:w="1728"/>
+            <w:tcW w:type="dxa" w:w="1984"/>
           </w:tcPr>
           <w:p>
             <w:r>
@@ -1495,7 +1495,7 @@
         </w:tc>
         <w:tc>
           <w:tcPr>
-            <w:tcW w:type="dxa" w:w="1728"/>
+            <w:tcW w:type="dxa" w:w="1984"/>
           </w:tcPr>
           <w:p>
             <w:r>
@@ -1544,7 +1544,7 @@
       <w:tr>
         <w:tc>
           <w:tcPr>
-            <w:tcW w:type="dxa" w:w="1728"/>
+            <w:tcW w:type="dxa" w:w="1984"/>
           </w:tcPr>
           <w:p>
             <w:r>
@@ -1563,7 +1563,7 @@
         </w:tc>
         <w:tc>
           <w:tcPr>
-            <w:tcW w:type="dxa" w:w="1728"/>
+            <w:tcW w:type="dxa" w:w="1984"/>
           </w:tcPr>
           <w:p>
             <w:r>
@@ -1582,7 +1582,7 @@
         </w:tc>
         <w:tc>
           <w:tcPr>
-            <w:tcW w:type="dxa" w:w="1728"/>
+            <w:tcW w:type="dxa" w:w="1984"/>
           </w:tcPr>
           <w:p>
             <w:r>
@@ -1601,7 +1601,7 @@
         </w:tc>
         <w:tc>
           <w:tcPr>
-            <w:tcW w:type="dxa" w:w="1728"/>
+            <w:tcW w:type="dxa" w:w="1984"/>
           </w:tcPr>
           <w:p>
             <w:r>
@@ -1620,7 +1620,7 @@
         </w:tc>
         <w:tc>
           <w:tcPr>
-            <w:tcW w:type="dxa" w:w="1728"/>
+            <w:tcW w:type="dxa" w:w="1984"/>
           </w:tcPr>
           <w:p>
             <w:r>
@@ -1670,7 +1670,7 @@
       <w:tr>
         <w:tc>
           <w:tcPr>
-            <w:tcW w:type="dxa" w:w="1728"/>
+            <w:tcW w:type="dxa" w:w="1984"/>
           </w:tcPr>
           <w:p>
             <w:r>
@@ -1689,7 +1689,7 @@
         </w:tc>
         <w:tc>
           <w:tcPr>
-            <w:tcW w:type="dxa" w:w="1728"/>
+            <w:tcW w:type="dxa" w:w="1984"/>
           </w:tcPr>
           <w:p>
             <w:r>
@@ -1708,7 +1708,7 @@
         </w:tc>
         <w:tc>
           <w:tcPr>
-            <w:tcW w:type="dxa" w:w="1728"/>
+            <w:tcW w:type="dxa" w:w="1984"/>
           </w:tcPr>
           <w:p>
             <w:r>
@@ -1727,7 +1727,7 @@
         </w:tc>
         <w:tc>
           <w:tcPr>
-            <w:tcW w:type="dxa" w:w="1728"/>
+            <w:tcW w:type="dxa" w:w="1984"/>
           </w:tcPr>
           <w:p>
             <w:r>
@@ -1753,7 +1753,7 @@
         </w:tc>
         <w:tc>
           <w:tcPr>
-            <w:tcW w:type="dxa" w:w="1728"/>
+            <w:tcW w:type="dxa" w:w="1984"/>
           </w:tcPr>
           <w:p>
             <w:r>
@@ -1880,7 +1880,7 @@
       <w:tr>
         <w:tc>
           <w:tcPr>
-            <w:tcW w:type="dxa" w:w="1728"/>
+            <w:tcW w:type="dxa" w:w="1984"/>
           </w:tcPr>
           <w:p>
             <w:r>
@@ -1899,7 +1899,7 @@
         </w:tc>
         <w:tc>
           <w:tcPr>
-            <w:tcW w:type="dxa" w:w="1728"/>
+            <w:tcW w:type="dxa" w:w="1984"/>
           </w:tcPr>
           <w:p>
             <w:r>
@@ -1918,7 +1918,7 @@
         </w:tc>
         <w:tc>
           <w:tcPr>
-            <w:tcW w:type="dxa" w:w="1728"/>
+            <w:tcW w:type="dxa" w:w="1984"/>
           </w:tcPr>
           <w:p>
             <w:r>
@@ -1937,7 +1937,7 @@
         </w:tc>
         <w:tc>
           <w:tcPr>
-            <w:tcW w:type="dxa" w:w="1728"/>
+            <w:tcW w:type="dxa" w:w="1984"/>
           </w:tcPr>
           <w:p>
             <w:r>
@@ -1956,7 +1956,7 @@
         </w:tc>
         <w:tc>
           <w:tcPr>
-            <w:tcW w:type="dxa" w:w="1728"/>
+            <w:tcW w:type="dxa" w:w="1984"/>
           </w:tcPr>
           <w:p>
             <w:r>
@@ -2000,7 +2000,7 @@
       <w:tr>
         <w:tc>
           <w:tcPr>
-            <w:tcW w:type="dxa" w:w="1728"/>
+            <w:tcW w:type="dxa" w:w="1984"/>
           </w:tcPr>
           <w:p>
             <w:r>
@@ -2019,7 +2019,7 @@
         </w:tc>
         <w:tc>
           <w:tcPr>
-            <w:tcW w:type="dxa" w:w="1728"/>
+            <w:tcW w:type="dxa" w:w="1984"/>
           </w:tcPr>
           <w:p>
             <w:r>
@@ -2038,7 +2038,7 @@
         </w:tc>
         <w:tc>
           <w:tcPr>
-            <w:tcW w:type="dxa" w:w="1728"/>
+            <w:tcW w:type="dxa" w:w="1984"/>
           </w:tcPr>
           <w:p>
             <w:r>
@@ -2057,7 +2057,7 @@
         </w:tc>
         <w:tc>
           <w:tcPr>
-            <w:tcW w:type="dxa" w:w="1728"/>
+            <w:tcW w:type="dxa" w:w="1984"/>
           </w:tcPr>
           <w:p>
             <w:r>
@@ -2090,7 +2090,7 @@
         </w:tc>
         <w:tc>
           <w:tcPr>
-            <w:tcW w:type="dxa" w:w="1728"/>
+            <w:tcW w:type="dxa" w:w="1984"/>
           </w:tcPr>
           <w:p>
             <w:r>
@@ -2119,7 +2119,7 @@
       <w:tr>
         <w:tc>
           <w:tcPr>
-            <w:tcW w:type="dxa" w:w="1728"/>
+            <w:tcW w:type="dxa" w:w="1984"/>
           </w:tcPr>
           <w:p>
             <w:r>
@@ -2138,7 +2138,7 @@
         </w:tc>
         <w:tc>
           <w:tcPr>
-            <w:tcW w:type="dxa" w:w="1728"/>
+            <w:tcW w:type="dxa" w:w="1984"/>
           </w:tcPr>
           <w:p>
             <w:r>
@@ -2157,7 +2157,7 @@
         </w:tc>
         <w:tc>
           <w:tcPr>
-            <w:tcW w:type="dxa" w:w="1728"/>
+            <w:tcW w:type="dxa" w:w="1984"/>
           </w:tcPr>
           <w:p>
             <w:r>
@@ -2176,7 +2176,7 @@
         </w:tc>
         <w:tc>
           <w:tcPr>
-            <w:tcW w:type="dxa" w:w="1728"/>
+            <w:tcW w:type="dxa" w:w="1984"/>
           </w:tcPr>
           <w:p>
             <w:r>
@@ -2202,7 +2202,7 @@
         </w:tc>
         <w:tc>
           <w:tcPr>
-            <w:tcW w:type="dxa" w:w="1728"/>
+            <w:tcW w:type="dxa" w:w="1984"/>
           </w:tcPr>
           <w:p>
             <w:r>
@@ -2308,7 +2308,7 @@
       <w:tr>
         <w:tc>
           <w:tcPr>
-            <w:tcW w:type="dxa" w:w="1728"/>
+            <w:tcW w:type="dxa" w:w="1984"/>
           </w:tcPr>
           <w:p>
             <w:r>
@@ -2327,7 +2327,7 @@
         </w:tc>
         <w:tc>
           <w:tcPr>
-            <w:tcW w:type="dxa" w:w="1728"/>
+            <w:tcW w:type="dxa" w:w="1984"/>
           </w:tcPr>
           <w:p>
             <w:r>
@@ -2346,7 +2346,7 @@
         </w:tc>
         <w:tc>
           <w:tcPr>
-            <w:tcW w:type="dxa" w:w="1728"/>
+            <w:tcW w:type="dxa" w:w="1984"/>
           </w:tcPr>
           <w:p>
             <w:r>
@@ -2365,7 +2365,7 @@
         </w:tc>
         <w:tc>
           <w:tcPr>
-            <w:tcW w:type="dxa" w:w="1728"/>
+            <w:tcW w:type="dxa" w:w="1984"/>
           </w:tcPr>
           <w:p>
             <w:r>
@@ -2405,7 +2405,7 @@
         </w:tc>
         <w:tc>
           <w:tcPr>
-            <w:tcW w:type="dxa" w:w="1728"/>
+            <w:tcW w:type="dxa" w:w="1984"/>
           </w:tcPr>
           <w:p>
             <w:r>
@@ -2448,7 +2448,7 @@
       <w:tr>
         <w:tc>
           <w:tcPr>
-            <w:tcW w:type="dxa" w:w="1728"/>
+            <w:tcW w:type="dxa" w:w="1984"/>
           </w:tcPr>
           <w:p>
             <w:r>
@@ -2467,7 +2467,7 @@
         </w:tc>
         <w:tc>
           <w:tcPr>
-            <w:tcW w:type="dxa" w:w="1728"/>
+            <w:tcW w:type="dxa" w:w="1984"/>
           </w:tcPr>
           <w:p>
             <w:r>
@@ -2486,7 +2486,7 @@
         </w:tc>
         <w:tc>
           <w:tcPr>
-            <w:tcW w:type="dxa" w:w="1728"/>
+            <w:tcW w:type="dxa" w:w="1984"/>
           </w:tcPr>
           <w:p>
             <w:r>
@@ -2505,7 +2505,7 @@
         </w:tc>
         <w:tc>
           <w:tcPr>
-            <w:tcW w:type="dxa" w:w="1728"/>
+            <w:tcW w:type="dxa" w:w="1984"/>
           </w:tcPr>
           <w:p>
             <w:r>
@@ -2538,7 +2538,7 @@
         </w:tc>
         <w:tc>
           <w:tcPr>
-            <w:tcW w:type="dxa" w:w="1728"/>
+            <w:tcW w:type="dxa" w:w="1984"/>
           </w:tcPr>
           <w:p>
             <w:r>
@@ -2691,20 +2691,20 @@
       <w:tblPr>
         <w:tblStyle w:val="TableGrid"/>
         <w:tblW w:type="auto" w:w="0"/>
-        <w:tblLayout w:type="autofit"/>
+        <w:tblLayout w:type="fixed"/>
         <w:tblLook w:firstColumn="1" w:firstRow="1" w:lastColumn="0" w:lastRow="0" w:noHBand="0" w:noVBand="1" w:val="04A0"/>
       </w:tblPr>
       <w:tblGrid>
-        <w:gridCol w:w="1728"/>
-        <w:gridCol w:w="1728"/>
-        <w:gridCol w:w="1728"/>
-        <w:gridCol w:w="1728"/>
-        <w:gridCol w:w="1728"/>
+        <w:gridCol w:w="1984"/>
+        <w:gridCol w:w="1984"/>
+        <w:gridCol w:w="1984"/>
+        <w:gridCol w:w="1984"/>
+        <w:gridCol w:w="1984"/>
       </w:tblGrid>
       <w:tr>
         <w:tc>
           <w:tcPr>
-            <w:tcW w:type="dxa" w:w="1728"/>
+            <w:tcW w:type="dxa" w:w="1984"/>
             <w:shd w:fill="D9E2F3"/>
           </w:tcPr>
           <w:p>
@@ -2726,7 +2726,7 @@
         </w:tc>
         <w:tc>
           <w:tcPr>
-            <w:tcW w:type="dxa" w:w="1728"/>
+            <w:tcW w:type="dxa" w:w="1984"/>
             <w:shd w:fill="D9E2F3"/>
           </w:tcPr>
           <w:p>
@@ -2748,7 +2748,7 @@
         </w:tc>
         <w:tc>
           <w:tcPr>
-            <w:tcW w:type="dxa" w:w="1728"/>
+            <w:tcW w:type="dxa" w:w="1984"/>
             <w:shd w:fill="D9E2F3"/>
           </w:tcPr>
           <w:p>
@@ -2770,7 +2770,7 @@
         </w:tc>
         <w:tc>
           <w:tcPr>
-            <w:tcW w:type="dxa" w:w="1728"/>
+            <w:tcW w:type="dxa" w:w="1984"/>
             <w:shd w:fill="D9E2F3"/>
           </w:tcPr>
           <w:p>
@@ -2792,7 +2792,7 @@
         </w:tc>
         <w:tc>
           <w:tcPr>
-            <w:tcW w:type="dxa" w:w="1728"/>
+            <w:tcW w:type="dxa" w:w="1984"/>
             <w:shd w:fill="D9E2F3"/>
           </w:tcPr>
           <w:p>
@@ -2816,7 +2816,7 @@
       <w:tr>
         <w:tc>
           <w:tcPr>
-            <w:tcW w:type="dxa" w:w="1728"/>
+            <w:tcW w:type="dxa" w:w="1984"/>
           </w:tcPr>
           <w:p>
             <w:r>
@@ -2835,7 +2835,7 @@
         </w:tc>
         <w:tc>
           <w:tcPr>
-            <w:tcW w:type="dxa" w:w="1728"/>
+            <w:tcW w:type="dxa" w:w="1984"/>
           </w:tcPr>
           <w:p>
             <w:r>
@@ -2854,7 +2854,7 @@
         </w:tc>
         <w:tc>
           <w:tcPr>
-            <w:tcW w:type="dxa" w:w="1728"/>
+            <w:tcW w:type="dxa" w:w="1984"/>
           </w:tcPr>
           <w:p>
             <w:r>
@@ -2873,7 +2873,7 @@
         </w:tc>
         <w:tc>
           <w:tcPr>
-            <w:tcW w:type="dxa" w:w="1728"/>
+            <w:tcW w:type="dxa" w:w="1984"/>
           </w:tcPr>
           <w:p>
             <w:r>
@@ -2892,7 +2892,7 @@
         </w:tc>
         <w:tc>
           <w:tcPr>
-            <w:tcW w:type="dxa" w:w="1728"/>
+            <w:tcW w:type="dxa" w:w="1984"/>
           </w:tcPr>
           <w:p>
             <w:r>
@@ -2913,7 +2913,7 @@
       <w:tr>
         <w:tc>
           <w:tcPr>
-            <w:tcW w:type="dxa" w:w="1728"/>
+            <w:tcW w:type="dxa" w:w="1984"/>
           </w:tcPr>
           <w:p>
             <w:r>
@@ -2932,7 +2932,7 @@
         </w:tc>
         <w:tc>
           <w:tcPr>
-            <w:tcW w:type="dxa" w:w="1728"/>
+            <w:tcW w:type="dxa" w:w="1984"/>
           </w:tcPr>
           <w:p>
             <w:r>
@@ -2951,7 +2951,7 @@
         </w:tc>
         <w:tc>
           <w:tcPr>
-            <w:tcW w:type="dxa" w:w="1728"/>
+            <w:tcW w:type="dxa" w:w="1984"/>
           </w:tcPr>
           <w:p>
             <w:r>
@@ -2970,7 +2970,7 @@
         </w:tc>
         <w:tc>
           <w:tcPr>
-            <w:tcW w:type="dxa" w:w="1728"/>
+            <w:tcW w:type="dxa" w:w="1984"/>
           </w:tcPr>
           <w:p>
             <w:r>
@@ -2997,7 +2997,7 @@
         </w:tc>
         <w:tc>
           <w:tcPr>
-            <w:tcW w:type="dxa" w:w="1728"/>
+            <w:tcW w:type="dxa" w:w="1984"/>
           </w:tcPr>
           <w:p>
             <w:r>
@@ -3018,7 +3018,7 @@
       <w:tr>
         <w:tc>
           <w:tcPr>
-            <w:tcW w:type="dxa" w:w="1728"/>
+            <w:tcW w:type="dxa" w:w="1984"/>
           </w:tcPr>
           <w:p>
             <w:r>
@@ -3037,7 +3037,7 @@
         </w:tc>
         <w:tc>
           <w:tcPr>
-            <w:tcW w:type="dxa" w:w="1728"/>
+            <w:tcW w:type="dxa" w:w="1984"/>
           </w:tcPr>
           <w:p>
             <w:r>
@@ -3056,7 +3056,7 @@
         </w:tc>
         <w:tc>
           <w:tcPr>
-            <w:tcW w:type="dxa" w:w="1728"/>
+            <w:tcW w:type="dxa" w:w="1984"/>
           </w:tcPr>
           <w:p>
             <w:r>
@@ -3075,7 +3075,7 @@
         </w:tc>
         <w:tc>
           <w:tcPr>
-            <w:tcW w:type="dxa" w:w="1728"/>
+            <w:tcW w:type="dxa" w:w="1984"/>
           </w:tcPr>
           <w:p>
             <w:r>
@@ -3108,7 +3108,7 @@
         </w:tc>
         <w:tc>
           <w:tcPr>
-            <w:tcW w:type="dxa" w:w="1728"/>
+            <w:tcW w:type="dxa" w:w="1984"/>
           </w:tcPr>
           <w:p>
             <w:r>
@@ -3129,7 +3129,7 @@
       <w:tr>
         <w:tc>
           <w:tcPr>
-            <w:tcW w:type="dxa" w:w="1728"/>
+            <w:tcW w:type="dxa" w:w="1984"/>
           </w:tcPr>
           <w:p>
             <w:r>
@@ -3148,7 +3148,7 @@
         </w:tc>
         <w:tc>
           <w:tcPr>
-            <w:tcW w:type="dxa" w:w="1728"/>
+            <w:tcW w:type="dxa" w:w="1984"/>
           </w:tcPr>
           <w:p>
             <w:r>
@@ -3167,7 +3167,7 @@
         </w:tc>
         <w:tc>
           <w:tcPr>
-            <w:tcW w:type="dxa" w:w="1728"/>
+            <w:tcW w:type="dxa" w:w="1984"/>
           </w:tcPr>
           <w:p>
             <w:r>
@@ -3186,7 +3186,7 @@
         </w:tc>
         <w:tc>
           <w:tcPr>
-            <w:tcW w:type="dxa" w:w="1728"/>
+            <w:tcW w:type="dxa" w:w="1984"/>
           </w:tcPr>
           <w:p>
             <w:r>
@@ -3205,7 +3205,7 @@
         </w:tc>
         <w:tc>
           <w:tcPr>
-            <w:tcW w:type="dxa" w:w="1728"/>
+            <w:tcW w:type="dxa" w:w="1984"/>
           </w:tcPr>
           <w:p>
             <w:r>
@@ -3226,7 +3226,7 @@
       <w:tr>
         <w:tc>
           <w:tcPr>
-            <w:tcW w:type="dxa" w:w="1728"/>
+            <w:tcW w:type="dxa" w:w="1984"/>
           </w:tcPr>
           <w:p>
             <w:r>
@@ -3245,7 +3245,7 @@
         </w:tc>
         <w:tc>
           <w:tcPr>
-            <w:tcW w:type="dxa" w:w="1728"/>
+            <w:tcW w:type="dxa" w:w="1984"/>
           </w:tcPr>
           <w:p>
             <w:r>
@@ -3264,7 +3264,7 @@
         </w:tc>
         <w:tc>
           <w:tcPr>
-            <w:tcW w:type="dxa" w:w="1728"/>
+            <w:tcW w:type="dxa" w:w="1984"/>
           </w:tcPr>
           <w:p>
             <w:r>
@@ -3283,7 +3283,7 @@
         </w:tc>
         <w:tc>
           <w:tcPr>
-            <w:tcW w:type="dxa" w:w="1728"/>
+            <w:tcW w:type="dxa" w:w="1984"/>
           </w:tcPr>
           <w:p>
             <w:r>
@@ -3302,7 +3302,7 @@
         </w:tc>
         <w:tc>
           <w:tcPr>
-            <w:tcW w:type="dxa" w:w="1728"/>
+            <w:tcW w:type="dxa" w:w="1984"/>
           </w:tcPr>
           <w:p>
             <w:r>
@@ -3331,7 +3331,7 @@
       <w:tr>
         <w:tc>
           <w:tcPr>
-            <w:tcW w:type="dxa" w:w="1728"/>
+            <w:tcW w:type="dxa" w:w="1984"/>
           </w:tcPr>
           <w:p>
             <w:r>
@@ -3350,7 +3350,7 @@
         </w:tc>
         <w:tc>
           <w:tcPr>
-            <w:tcW w:type="dxa" w:w="1728"/>
+            <w:tcW w:type="dxa" w:w="1984"/>
           </w:tcPr>
           <w:p>
             <w:r>
@@ -3369,7 +3369,7 @@
         </w:tc>
         <w:tc>
           <w:tcPr>
-            <w:tcW w:type="dxa" w:w="1728"/>
+            <w:tcW w:type="dxa" w:w="1984"/>
           </w:tcPr>
           <w:p>
             <w:r>
@@ -3388,7 +3388,7 @@
         </w:tc>
         <w:tc>
           <w:tcPr>
-            <w:tcW w:type="dxa" w:w="1728"/>
+            <w:tcW w:type="dxa" w:w="1984"/>
           </w:tcPr>
           <w:p>
             <w:r>
@@ -3407,7 +3407,7 @@
         </w:tc>
         <w:tc>
           <w:tcPr>
-            <w:tcW w:type="dxa" w:w="1728"/>
+            <w:tcW w:type="dxa" w:w="1984"/>
           </w:tcPr>
           <w:p>
             <w:r>
@@ -3429,7 +3429,7 @@
       <w:tr>
         <w:tc>
           <w:tcPr>
-            <w:tcW w:type="dxa" w:w="1728"/>
+            <w:tcW w:type="dxa" w:w="1984"/>
           </w:tcPr>
           <w:p>
             <w:r>
@@ -3448,7 +3448,7 @@
         </w:tc>
         <w:tc>
           <w:tcPr>
-            <w:tcW w:type="dxa" w:w="1728"/>
+            <w:tcW w:type="dxa" w:w="1984"/>
           </w:tcPr>
           <w:p>
             <w:r>
@@ -3467,7 +3467,7 @@
         </w:tc>
         <w:tc>
           <w:tcPr>
-            <w:tcW w:type="dxa" w:w="1728"/>
+            <w:tcW w:type="dxa" w:w="1984"/>
           </w:tcPr>
           <w:p>
             <w:r>
@@ -3486,7 +3486,7 @@
         </w:tc>
         <w:tc>
           <w:tcPr>
-            <w:tcW w:type="dxa" w:w="1728"/>
+            <w:tcW w:type="dxa" w:w="1984"/>
           </w:tcPr>
           <w:p>
             <w:r>
@@ -3505,7 +3505,7 @@
         </w:tc>
         <w:tc>
           <w:tcPr>
-            <w:tcW w:type="dxa" w:w="1728"/>
+            <w:tcW w:type="dxa" w:w="1984"/>
           </w:tcPr>
           <w:p>
             <w:r>
@@ -3527,7 +3527,7 @@
       <w:tr>
         <w:tc>
           <w:tcPr>
-            <w:tcW w:type="dxa" w:w="1728"/>
+            <w:tcW w:type="dxa" w:w="1984"/>
           </w:tcPr>
           <w:p>
             <w:r>
@@ -3546,7 +3546,7 @@
         </w:tc>
         <w:tc>
           <w:tcPr>
-            <w:tcW w:type="dxa" w:w="1728"/>
+            <w:tcW w:type="dxa" w:w="1984"/>
           </w:tcPr>
           <w:p>
             <w:r>
@@ -3565,7 +3565,7 @@
         </w:tc>
         <w:tc>
           <w:tcPr>
-            <w:tcW w:type="dxa" w:w="1728"/>
+            <w:tcW w:type="dxa" w:w="1984"/>
           </w:tcPr>
           <w:p>
             <w:r>
@@ -3584,7 +3584,7 @@
         </w:tc>
         <w:tc>
           <w:tcPr>
-            <w:tcW w:type="dxa" w:w="1728"/>
+            <w:tcW w:type="dxa" w:w="1984"/>
           </w:tcPr>
           <w:p>
             <w:r>
@@ -3603,7 +3603,7 @@
         </w:tc>
         <w:tc>
           <w:tcPr>
-            <w:tcW w:type="dxa" w:w="1728"/>
+            <w:tcW w:type="dxa" w:w="1984"/>
           </w:tcPr>
           <w:p>
             <w:r>
@@ -3624,7 +3624,7 @@
       <w:tr>
         <w:tc>
           <w:tcPr>
-            <w:tcW w:type="dxa" w:w="1728"/>
+            <w:tcW w:type="dxa" w:w="1984"/>
           </w:tcPr>
           <w:p>
             <w:r>
@@ -3643,7 +3643,7 @@
         </w:tc>
         <w:tc>
           <w:tcPr>
-            <w:tcW w:type="dxa" w:w="1728"/>
+            <w:tcW w:type="dxa" w:w="1984"/>
           </w:tcPr>
           <w:p>
             <w:r>
@@ -3662,7 +3662,7 @@
         </w:tc>
         <w:tc>
           <w:tcPr>
-            <w:tcW w:type="dxa" w:w="1728"/>
+            <w:tcW w:type="dxa" w:w="1984"/>
           </w:tcPr>
           <w:p>
             <w:r>
@@ -3681,7 +3681,7 @@
         </w:tc>
         <w:tc>
           <w:tcPr>
-            <w:tcW w:type="dxa" w:w="1728"/>
+            <w:tcW w:type="dxa" w:w="1984"/>
           </w:tcPr>
           <w:p>
             <w:r>
@@ -3700,7 +3700,7 @@
         </w:tc>
         <w:tc>
           <w:tcPr>
-            <w:tcW w:type="dxa" w:w="1728"/>
+            <w:tcW w:type="dxa" w:w="1984"/>
           </w:tcPr>
           <w:p>
             <w:r>
@@ -4804,20 +4804,20 @@
         <w:rPr>
           <w:rFonts w:ascii="Yu Gothic" w:hAnsi="Yu Gothic" w:eastAsia="Yu Gothic"/>
         </w:rPr>
-        <w:t>配下、非E2Eテストファイル108本（</w:t>
-      </w:r>
-      <w:r>
-        <w:rPr>
-          <w:rFonts w:ascii="Consolas" w:hAnsi="Consolas" w:eastAsia="Consolas"/>
-          <w:sz w:val="18"/>
-        </w:rPr>
-        <w:t>docs/sdlc/README.md</w:t>
+        <w:t xml:space="preserve">配下、非E2Eテストファイル </w:t>
       </w:r>
       <w:r>
         <w:rPr>
           <w:rFonts w:ascii="Yu Gothic" w:hAnsi="Yu Gothic" w:eastAsia="Yu Gothic"/>
-        </w:rPr>
-        <w:t>実測サマリ2026-07-16時点）。</w:t>
+          <w:b/>
+        </w:rPr>
+        <w:t>193本</w:t>
+      </w:r>
+      <w:r>
+        <w:rPr>
+          <w:rFonts w:ascii="Yu Gothic" w:hAnsi="Yu Gothic" w:eastAsia="Yu Gothic"/>
+        </w:rPr>
+        <w:t>（2026-08-02 実測）。</w:t>
       </w:r>
     </w:p>
     <w:p>
@@ -4841,7 +4841,20 @@
         <w:rPr>
           <w:rFonts w:ascii="Yu Gothic" w:hAnsi="Yu Gothic" w:eastAsia="Yu Gothic"/>
         </w:rPr>
-        <w:t>配下、E2Eテストファイル32本。デモサイト標的は</w:t>
+        <w:t xml:space="preserve">配下、E2Eテストファイル </w:t>
+      </w:r>
+      <w:r>
+        <w:rPr>
+          <w:rFonts w:ascii="Yu Gothic" w:hAnsi="Yu Gothic" w:eastAsia="Yu Gothic"/>
+          <w:b/>
+        </w:rPr>
+        <w:t>20本</w:t>
+      </w:r>
+      <w:r>
+        <w:rPr>
+          <w:rFonts w:ascii="Yu Gothic" w:hAnsi="Yu Gothic" w:eastAsia="Yu Gothic"/>
+        </w:rPr>
+        <w:t>（2026-08-02 実測）。デモサイト標的は</w:t>
       </w:r>
       <w:r>
         <w:rPr>
@@ -4917,7 +4930,20 @@
         <w:rPr>
           <w:rFonts w:ascii="Yu Gothic" w:hAnsi="Yu Gothic" w:eastAsia="Yu Gothic"/>
         </w:rPr>
-        <w:t>テスト関数総数1,985（</w:t>
+        <w:t xml:space="preserve">テスト関数総数 </w:t>
+      </w:r>
+      <w:r>
+        <w:rPr>
+          <w:rFonts w:ascii="Yu Gothic" w:hAnsi="Yu Gothic" w:eastAsia="Yu Gothic"/>
+          <w:b/>
+        </w:rPr>
+        <w:t>3,026</w:t>
+      </w:r>
+      <w:r>
+        <w:rPr>
+          <w:rFonts w:ascii="Yu Gothic" w:hAnsi="Yu Gothic" w:eastAsia="Yu Gothic"/>
+        </w:rPr>
+        <w:t>（</w:t>
       </w:r>
       <w:r>
         <w:rPr>
@@ -4930,7 +4956,7 @@
         <w:rPr>
           <w:rFonts w:ascii="Yu Gothic" w:hAnsi="Yu Gothic" w:eastAsia="Yu Gothic"/>
         </w:rPr>
-        <w:t>実測）。</w:t>
+        <w:t xml:space="preserve"> 2026-08-02 実測）。うち E2E 62。</w:t>
       </w:r>
     </w:p>
     <w:p>
@@ -4941,6 +4967,43 @@
         <w:rPr>
           <w:rFonts w:ascii="Yu Gothic" w:hAnsi="Yu Gothic" w:eastAsia="Yu Gothic"/>
         </w:rPr>
+        <w:t xml:space="preserve">L1/L2 の実行結果は </w:t>
+      </w:r>
+      <w:r>
+        <w:rPr>
+          <w:rFonts w:ascii="Yu Gothic" w:hAnsi="Yu Gothic" w:eastAsia="Yu Gothic"/>
+          <w:b/>
+        </w:rPr>
+        <w:t>3,239 passed</w:t>
+      </w:r>
+      <w:r>
+        <w:rPr>
+          <w:rFonts w:ascii="Yu Gothic" w:hAnsi="Yu Gothic" w:eastAsia="Yu Gothic"/>
+        </w:rPr>
+        <w:t xml:space="preserve">（2026-08-03、pre-commit の pytest ゲート）。関数数 3,026 より多いのは </w:t>
+      </w:r>
+      <w:r>
+        <w:rPr>
+          <w:rFonts w:ascii="Consolas" w:hAnsi="Consolas" w:eastAsia="Consolas"/>
+          <w:sz w:val="18"/>
+        </w:rPr>
+        <w:t>parametrize</w:t>
+      </w:r>
+      <w:r>
+        <w:rPr>
+          <w:rFonts w:ascii="Yu Gothic" w:hAnsi="Yu Gothic" w:eastAsia="Yu Gothic"/>
+        </w:rPr>
+        <w:t xml:space="preserve"> で 1 関数が複数ケースに展開されるため。関数数と実行ケース数は別指標として扱う。</w:t>
+      </w:r>
+    </w:p>
+    <w:p>
+      <w:pPr>
+        <w:pStyle w:val="ListBullet"/>
+      </w:pPr>
+      <w:r>
+        <w:rPr>
+          <w:rFonts w:ascii="Yu Gothic" w:hAnsi="Yu Gothic" w:eastAsia="Yu Gothic"/>
+        </w:rPr>
         <w:t>E2E実行時の既知の罠（CONVENTIONS §4）: pytest-playwrightのセッションfixtureがメインスレッドのasyncioループを保持するため、実ブラウザ処理は専用スレッドで実行する（</w:t>
       </w:r>
       <w:r>
@@ -5135,19 +5198,20 @@
       <w:tblPr>
         <w:tblStyle w:val="TableGrid"/>
         <w:tblW w:type="auto" w:w="0"/>
-        <w:tblLayout w:type="autofit"/>
+        <w:tblLayout w:type="fixed"/>
         <w:tblLook w:firstColumn="1" w:firstRow="1" w:lastColumn="0" w:lastRow="0" w:noHBand="0" w:noVBand="1" w:val="04A0"/>
       </w:tblPr>
       <w:tblGrid>
-        <w:gridCol w:w="2160"/>
-        <w:gridCol w:w="2160"/>
-        <w:gridCol w:w="2160"/>
-        <w:gridCol w:w="2160"/>
+        <w:gridCol w:w="1984"/>
+        <w:gridCol w:w="1984"/>
+        <w:gridCol w:w="1984"/>
+        <w:gridCol w:w="1984"/>
+        <w:gridCol w:w="1984"/>
       </w:tblGrid>
       <w:tr>
         <w:tc>
           <w:tcPr>
-            <w:tcW w:type="dxa" w:w="2160"/>
+            <w:tcW w:type="dxa" w:w="1984"/>
             <w:shd w:fill="D9E2F3"/>
           </w:tcPr>
           <w:p>
@@ -5169,7 +5233,7 @@
         </w:tc>
         <w:tc>
           <w:tcPr>
-            <w:tcW w:type="dxa" w:w="2160"/>
+            <w:tcW w:type="dxa" w:w="1984"/>
             <w:shd w:fill="D9E2F3"/>
           </w:tcPr>
           <w:p>
@@ -5191,7 +5255,7 @@
         </w:tc>
         <w:tc>
           <w:tcPr>
-            <w:tcW w:type="dxa" w:w="2160"/>
+            <w:tcW w:type="dxa" w:w="1984"/>
             <w:shd w:fill="D9E2F3"/>
           </w:tcPr>
           <w:p>
@@ -5213,7 +5277,7 @@
         </w:tc>
         <w:tc>
           <w:tcPr>
-            <w:tcW w:type="dxa" w:w="2160"/>
+            <w:tcW w:type="dxa" w:w="1984"/>
             <w:shd w:fill="D9E2F3"/>
           </w:tcPr>
           <w:p>
@@ -5229,15 +5293,21 @@
                 <w:b/>
                 <w:sz w:val="18"/>
               </w:rPr>
-              <w:t>実測（2026-07-16、</w:t>
-            </w:r>
-            <w:r>
-              <w:rPr>
-                <w:rFonts w:ascii="Consolas" w:hAnsi="Consolas" w:eastAsia="Consolas"/>
+              <w:t>最新実測</w:t>
+            </w:r>
+          </w:p>
+        </w:tc>
+        <w:tc>
+          <w:tcPr>
+            <w:tcW w:type="dxa" w:w="1984"/>
+            <w:shd w:fill="D9E2F3"/>
+          </w:tcPr>
+          <w:p>
+            <w:r>
+              <w:rPr>
                 <w:b/>
                 <w:sz w:val="18"/>
               </w:rPr>
-              <w:t>docs/sdlc/README.md</w:t>
             </w:r>
             <w:r>
               <w:rPr>
@@ -5245,7 +5315,7 @@
                 <w:b/>
                 <w:sz w:val="18"/>
               </w:rPr>
-              <w:t>）</w:t>
+              <w:t>計測日</w:t>
             </w:r>
           </w:p>
         </w:tc>
@@ -5253,7 +5323,7 @@
       <w:tr>
         <w:tc>
           <w:tcPr>
-            <w:tcW w:type="dxa" w:w="2160"/>
+            <w:tcW w:type="dxa" w:w="1984"/>
           </w:tcPr>
           <w:p>
             <w:r>
@@ -5272,7 +5342,7 @@
         </w:tc>
         <w:tc>
           <w:tcPr>
-            <w:tcW w:type="dxa" w:w="2160"/>
+            <w:tcW w:type="dxa" w:w="1984"/>
           </w:tcPr>
           <w:p>
             <w:r>
@@ -5291,7 +5361,7 @@
         </w:tc>
         <w:tc>
           <w:tcPr>
-            <w:tcW w:type="dxa" w:w="2160"/>
+            <w:tcW w:type="dxa" w:w="1984"/>
           </w:tcPr>
           <w:p>
             <w:r>
@@ -5310,7 +5380,7 @@
         </w:tc>
         <w:tc>
           <w:tcPr>
-            <w:tcW w:type="dxa" w:w="2160"/>
+            <w:tcW w:type="dxa" w:w="1984"/>
           </w:tcPr>
           <w:p>
             <w:r>
@@ -5321,9 +5391,36 @@
             <w:r>
               <w:rPr>
                 <w:rFonts w:ascii="Yu Gothic" w:hAnsi="Yu Gothic" w:eastAsia="Yu Gothic"/>
-                <w:sz w:val="18"/>
-              </w:rPr>
-              <w:t>validated_features=19（注: 2026-08-02時点のfeature_contracts.yml実物は51件のfeature_idを含み、この数値は要再測定。§2参照）</w:t>
+                <w:b/>
+                <w:sz w:val="18"/>
+              </w:rPr>
+              <w:t>51件</w:t>
+            </w:r>
+            <w:r>
+              <w:rPr>
+                <w:rFonts w:ascii="Yu Gothic" w:hAnsi="Yu Gothic" w:eastAsia="Yu Gothic"/>
+                <w:sz w:val="18"/>
+              </w:rPr>
+              <w:t>（critical 11 / high 20 / medium 18 / low 2）</w:t>
+            </w:r>
+          </w:p>
+        </w:tc>
+        <w:tc>
+          <w:tcPr>
+            <w:tcW w:type="dxa" w:w="1984"/>
+          </w:tcPr>
+          <w:p>
+            <w:r>
+              <w:rPr>
+                <w:sz w:val="18"/>
+              </w:rPr>
+            </w:r>
+            <w:r>
+              <w:rPr>
+                <w:rFonts w:ascii="Yu Gothic" w:hAnsi="Yu Gothic" w:eastAsia="Yu Gothic"/>
+                <w:sz w:val="18"/>
+              </w:rPr>
+              <w:t>2026-08-02</w:t>
             </w:r>
           </w:p>
         </w:tc>
@@ -5331,7 +5428,7 @@
       <w:tr>
         <w:tc>
           <w:tcPr>
-            <w:tcW w:type="dxa" w:w="2160"/>
+            <w:tcW w:type="dxa" w:w="1984"/>
           </w:tcPr>
           <w:p>
             <w:r>
@@ -5350,7 +5447,7 @@
         </w:tc>
         <w:tc>
           <w:tcPr>
-            <w:tcW w:type="dxa" w:w="2160"/>
+            <w:tcW w:type="dxa" w:w="1984"/>
           </w:tcPr>
           <w:p>
             <w:r>
@@ -5369,7 +5466,7 @@
         </w:tc>
         <w:tc>
           <w:tcPr>
-            <w:tcW w:type="dxa" w:w="2160"/>
+            <w:tcW w:type="dxa" w:w="1984"/>
           </w:tcPr>
           <w:p>
             <w:r>
@@ -5388,7 +5485,7 @@
         </w:tc>
         <w:tc>
           <w:tcPr>
-            <w:tcW w:type="dxa" w:w="2160"/>
+            <w:tcW w:type="dxa" w:w="1984"/>
           </w:tcPr>
           <w:p>
             <w:r>
@@ -5399,9 +5496,29 @@
             <w:r>
               <w:rPr>
                 <w:rFonts w:ascii="Yu Gothic" w:hAnsi="Yu Gothic" w:eastAsia="Yu Gothic"/>
-                <w:sz w:val="18"/>
-              </w:rPr>
-              <w:t>1,831 passed</w:t>
+                <w:b/>
+                <w:sz w:val="18"/>
+              </w:rPr>
+              <w:t>3,239 passed / 0 failed</w:t>
+            </w:r>
+          </w:p>
+        </w:tc>
+        <w:tc>
+          <w:tcPr>
+            <w:tcW w:type="dxa" w:w="1984"/>
+          </w:tcPr>
+          <w:p>
+            <w:r>
+              <w:rPr>
+                <w:sz w:val="18"/>
+              </w:rPr>
+            </w:r>
+            <w:r>
+              <w:rPr>
+                <w:rFonts w:ascii="Yu Gothic" w:hAnsi="Yu Gothic" w:eastAsia="Yu Gothic"/>
+                <w:sz w:val="18"/>
+              </w:rPr>
+              <w:t>2026-08-03</w:t>
             </w:r>
           </w:p>
         </w:tc>
@@ -5409,7 +5526,7 @@
       <w:tr>
         <w:tc>
           <w:tcPr>
-            <w:tcW w:type="dxa" w:w="2160"/>
+            <w:tcW w:type="dxa" w:w="1984"/>
           </w:tcPr>
           <w:p>
             <w:r>
@@ -5428,7 +5545,7 @@
         </w:tc>
         <w:tc>
           <w:tcPr>
-            <w:tcW w:type="dxa" w:w="2160"/>
+            <w:tcW w:type="dxa" w:w="1984"/>
           </w:tcPr>
           <w:p>
             <w:r>
@@ -5447,7 +5564,7 @@
         </w:tc>
         <w:tc>
           <w:tcPr>
-            <w:tcW w:type="dxa" w:w="2160"/>
+            <w:tcW w:type="dxa" w:w="1984"/>
           </w:tcPr>
           <w:p>
             <w:r>
@@ -5466,7 +5583,7 @@
         </w:tc>
         <w:tc>
           <w:tcPr>
-            <w:tcW w:type="dxa" w:w="2160"/>
+            <w:tcW w:type="dxa" w:w="1984"/>
           </w:tcPr>
           <w:p>
             <w:r>
@@ -5479,7 +5596,41 @@
                 <w:rFonts w:ascii="Yu Gothic" w:hAnsi="Yu Gothic" w:eastAsia="Yu Gothic"/>
                 <w:sz w:val="18"/>
               </w:rPr>
-              <w:t>200 passed / 0 skipped</w:t>
+              <w:t>200 passed / 0 skipped（</w:t>
+            </w:r>
+            <w:r>
+              <w:rPr>
+                <w:rFonts w:ascii="Yu Gothic" w:hAnsi="Yu Gothic" w:eastAsia="Yu Gothic"/>
+                <w:b/>
+                <w:sz w:val="18"/>
+              </w:rPr>
+              <w:t>参考値</w:t>
+            </w:r>
+            <w:r>
+              <w:rPr>
+                <w:rFonts w:ascii="Yu Gothic" w:hAnsi="Yu Gothic" w:eastAsia="Yu Gothic"/>
+                <w:sz w:val="18"/>
+              </w:rPr>
+              <w:t>。当時 E2E 32 ファイル、現在 20 ファイル）</w:t>
+            </w:r>
+          </w:p>
+        </w:tc>
+        <w:tc>
+          <w:tcPr>
+            <w:tcW w:type="dxa" w:w="1984"/>
+          </w:tcPr>
+          <w:p>
+            <w:r>
+              <w:rPr>
+                <w:sz w:val="18"/>
+              </w:rPr>
+            </w:r>
+            <w:r>
+              <w:rPr>
+                <w:rFonts w:ascii="Yu Gothic" w:hAnsi="Yu Gothic" w:eastAsia="Yu Gothic"/>
+                <w:sz w:val="18"/>
+              </w:rPr>
+              <w:t>2026-07-16</w:t>
             </w:r>
           </w:p>
         </w:tc>
@@ -5487,7 +5638,7 @@
       <w:tr>
         <w:tc>
           <w:tcPr>
-            <w:tcW w:type="dxa" w:w="2160"/>
+            <w:tcW w:type="dxa" w:w="1984"/>
           </w:tcPr>
           <w:p>
             <w:r>
@@ -5506,7 +5657,7 @@
         </w:tc>
         <w:tc>
           <w:tcPr>
-            <w:tcW w:type="dxa" w:w="2160"/>
+            <w:tcW w:type="dxa" w:w="1984"/>
           </w:tcPr>
           <w:p>
             <w:r>
@@ -5525,7 +5676,7 @@
         </w:tc>
         <w:tc>
           <w:tcPr>
-            <w:tcW w:type="dxa" w:w="2160"/>
+            <w:tcW w:type="dxa" w:w="1984"/>
           </w:tcPr>
           <w:p>
             <w:r>
@@ -5558,7 +5709,7 @@
         </w:tc>
         <w:tc>
           <w:tcPr>
-            <w:tcW w:type="dxa" w:w="2160"/>
+            <w:tcW w:type="dxa" w:w="1984"/>
           </w:tcPr>
           <w:p>
             <w:r>
@@ -5571,7 +5722,41 @@
                 <w:rFonts w:ascii="Yu Gothic" w:hAnsi="Yu Gothic" w:eastAsia="Yu Gothic"/>
                 <w:sz w:val="18"/>
               </w:rPr>
-              <w:t>84.30%</w:t>
+              <w:t>84.30%（</w:t>
+            </w:r>
+            <w:r>
+              <w:rPr>
+                <w:rFonts w:ascii="Yu Gothic" w:hAnsi="Yu Gothic" w:eastAsia="Yu Gothic"/>
+                <w:b/>
+                <w:sz w:val="18"/>
+              </w:rPr>
+              <w:t>参考値</w:t>
+            </w:r>
+            <w:r>
+              <w:rPr>
+                <w:rFonts w:ascii="Yu Gothic" w:hAnsi="Yu Gothic" w:eastAsia="Yu Gothic"/>
+                <w:sz w:val="18"/>
+              </w:rPr>
+              <w:t>。現構成では未計測）</w:t>
+            </w:r>
+          </w:p>
+        </w:tc>
+        <w:tc>
+          <w:tcPr>
+            <w:tcW w:type="dxa" w:w="1984"/>
+          </w:tcPr>
+          <w:p>
+            <w:r>
+              <w:rPr>
+                <w:sz w:val="18"/>
+              </w:rPr>
+            </w:r>
+            <w:r>
+              <w:rPr>
+                <w:rFonts w:ascii="Yu Gothic" w:hAnsi="Yu Gothic" w:eastAsia="Yu Gothic"/>
+                <w:sz w:val="18"/>
+              </w:rPr>
+              <w:t>2026-07-16</w:t>
             </w:r>
           </w:p>
         </w:tc>
@@ -5579,7 +5764,7 @@
       <w:tr>
         <w:tc>
           <w:tcPr>
-            <w:tcW w:type="dxa" w:w="2160"/>
+            <w:tcW w:type="dxa" w:w="1984"/>
           </w:tcPr>
           <w:p>
             <w:r>
@@ -5598,7 +5783,7 @@
         </w:tc>
         <w:tc>
           <w:tcPr>
-            <w:tcW w:type="dxa" w:w="2160"/>
+            <w:tcW w:type="dxa" w:w="1984"/>
           </w:tcPr>
           <w:p>
             <w:r>
@@ -5617,7 +5802,7 @@
         </w:tc>
         <w:tc>
           <w:tcPr>
-            <w:tcW w:type="dxa" w:w="2160"/>
+            <w:tcW w:type="dxa" w:w="1984"/>
           </w:tcPr>
           <w:p>
             <w:r>
@@ -5636,7 +5821,7 @@
         </w:tc>
         <w:tc>
           <w:tcPr>
-            <w:tcW w:type="dxa" w:w="2160"/>
+            <w:tcW w:type="dxa" w:w="1984"/>
           </w:tcPr>
           <w:p>
             <w:r>
@@ -5647,9 +5832,29 @@
             <w:r>
               <w:rPr>
                 <w:rFonts w:ascii="Yu Gothic" w:hAnsi="Yu Gothic" w:eastAsia="Yu Gothic"/>
-                <w:sz w:val="18"/>
-              </w:rPr>
-              <w:t>17 Blueprint / 121エンドポイント</w:t>
+                <w:b/>
+                <w:sz w:val="18"/>
+              </w:rPr>
+              <w:t>26 Blueprint / 200 エンドポイント</w:t>
+            </w:r>
+          </w:p>
+        </w:tc>
+        <w:tc>
+          <w:tcPr>
+            <w:tcW w:type="dxa" w:w="1984"/>
+          </w:tcPr>
+          <w:p>
+            <w:r>
+              <w:rPr>
+                <w:sz w:val="18"/>
+              </w:rPr>
+            </w:r>
+            <w:r>
+              <w:rPr>
+                <w:rFonts w:ascii="Yu Gothic" w:hAnsi="Yu Gothic" w:eastAsia="Yu Gothic"/>
+                <w:sz w:val="18"/>
+              </w:rPr>
+              <w:t>2026-08-02</w:t>
             </w:r>
           </w:p>
         </w:tc>
@@ -5657,7 +5862,7 @@
       <w:tr>
         <w:tc>
           <w:tcPr>
-            <w:tcW w:type="dxa" w:w="2160"/>
+            <w:tcW w:type="dxa" w:w="1984"/>
           </w:tcPr>
           <w:p>
             <w:r>
@@ -5676,7 +5881,7 @@
         </w:tc>
         <w:tc>
           <w:tcPr>
-            <w:tcW w:type="dxa" w:w="2160"/>
+            <w:tcW w:type="dxa" w:w="1984"/>
           </w:tcPr>
           <w:p>
             <w:r>
@@ -5695,7 +5900,7 @@
         </w:tc>
         <w:tc>
           <w:tcPr>
-            <w:tcW w:type="dxa" w:w="2160"/>
+            <w:tcW w:type="dxa" w:w="1984"/>
           </w:tcPr>
           <w:p>
             <w:r>
@@ -5714,7 +5919,7 @@
         </w:tc>
         <w:tc>
           <w:tcPr>
-            <w:tcW w:type="dxa" w:w="2160"/>
+            <w:tcW w:type="dxa" w:w="1984"/>
           </w:tcPr>
           <w:p>
             <w:r>
@@ -5725,9 +5930,36 @@
             <w:r>
               <w:rPr>
                 <w:rFonts w:ascii="Yu Gothic" w:hAnsi="Yu Gothic" w:eastAsia="Yu Gothic"/>
-                <w:sz w:val="18"/>
-              </w:rPr>
-              <w:t>1,985</w:t>
+                <w:b/>
+                <w:sz w:val="18"/>
+              </w:rPr>
+              <w:t>3,026</w:t>
+            </w:r>
+            <w:r>
+              <w:rPr>
+                <w:rFonts w:ascii="Yu Gothic" w:hAnsi="Yu Gothic" w:eastAsia="Yu Gothic"/>
+                <w:sz w:val="18"/>
+              </w:rPr>
+              <w:t>（うち E2E 62）</w:t>
+            </w:r>
+          </w:p>
+        </w:tc>
+        <w:tc>
+          <w:tcPr>
+            <w:tcW w:type="dxa" w:w="1984"/>
+          </w:tcPr>
+          <w:p>
+            <w:r>
+              <w:rPr>
+                <w:sz w:val="18"/>
+              </w:rPr>
+            </w:r>
+            <w:r>
+              <w:rPr>
+                <w:rFonts w:ascii="Yu Gothic" w:hAnsi="Yu Gothic" w:eastAsia="Yu Gothic"/>
+                <w:sz w:val="18"/>
+              </w:rPr>
+              <w:t>2026-08-02</w:t>
             </w:r>
           </w:p>
         </w:tc>
@@ -5735,7 +5967,7 @@
       <w:tr>
         <w:tc>
           <w:tcPr>
-            <w:tcW w:type="dxa" w:w="2160"/>
+            <w:tcW w:type="dxa" w:w="1984"/>
           </w:tcPr>
           <w:p>
             <w:r>
@@ -5748,13 +5980,13 @@
                 <w:rFonts w:ascii="Yu Gothic" w:hAnsi="Yu Gothic" w:eastAsia="Yu Gothic"/>
                 <w:sz w:val="18"/>
               </w:rPr>
-              <w:t>トレーサビリティGAP</w:t>
+              <w:t>サブパッケージ循環依存</w:t>
             </w:r>
           </w:p>
         </w:tc>
         <w:tc>
           <w:tcPr>
-            <w:tcW w:type="dxa" w:w="2160"/>
+            <w:tcW w:type="dxa" w:w="1984"/>
           </w:tcPr>
           <w:p>
             <w:r>
@@ -5767,13 +5999,13 @@
                 <w:rFonts w:ascii="Yu Gothic" w:hAnsi="Yu Gothic" w:eastAsia="Yu Gothic"/>
                 <w:sz w:val="18"/>
               </w:rPr>
-              <w:t>要件⇔テストの対応漏れ</w:t>
+              <w:t>レイヤ構造の健全性</w:t>
             </w:r>
           </w:p>
         </w:tc>
         <w:tc>
           <w:tcPr>
-            <w:tcW w:type="dxa" w:w="2160"/>
+            <w:tcW w:type="dxa" w:w="1984"/>
           </w:tcPr>
           <w:p>
             <w:r>
@@ -5783,23 +6015,30 @@
             </w:r>
             <w:r>
               <w:rPr>
+                <w:rFonts w:ascii="Yu Gothic" w:hAnsi="Yu Gothic" w:eastAsia="Yu Gothic"/>
+                <w:sz w:val="18"/>
+              </w:rPr>
+              <w:t>0 を維持する。</w:t>
+            </w:r>
+            <w:r>
+              <w:rPr>
                 <w:rFonts w:ascii="Consolas" w:hAnsi="Consolas" w:eastAsia="Consolas"/>
                 <w:sz w:val="18"/>
               </w:rPr>
-              <w:t>WS2D-TM-001</w:t>
+              <w:t>extract_asbuilt.py</w:t>
             </w:r>
             <w:r>
               <w:rPr>
                 <w:rFonts w:ascii="Yu Gothic" w:hAnsi="Yu Gothic" w:eastAsia="Yu Gothic"/>
                 <w:sz w:val="18"/>
               </w:rPr>
-              <w:t>（機械生成）で0を維持</w:t>
+              <w:t xml:space="preserve"> が機械検出</w:t>
             </w:r>
           </w:p>
         </w:tc>
         <w:tc>
           <w:tcPr>
-            <w:tcW w:type="dxa" w:w="2160"/>
+            <w:tcW w:type="dxa" w:w="1984"/>
           </w:tcPr>
           <w:p>
             <w:r>
@@ -5812,7 +6051,26 @@
                 <w:rFonts w:ascii="Yu Gothic" w:hAnsi="Yu Gothic" w:eastAsia="Yu Gothic"/>
                 <w:sz w:val="18"/>
               </w:rPr>
-              <w:t>0</w:t>
+              <w:t>WS2D-MD-001 参照</w:t>
+            </w:r>
+          </w:p>
+        </w:tc>
+        <w:tc>
+          <w:tcPr>
+            <w:tcW w:type="dxa" w:w="1984"/>
+          </w:tcPr>
+          <w:p>
+            <w:r>
+              <w:rPr>
+                <w:sz w:val="18"/>
+              </w:rPr>
+            </w:r>
+            <w:r>
+              <w:rPr>
+                <w:rFonts w:ascii="Yu Gothic" w:hAnsi="Yu Gothic" w:eastAsia="Yu Gothic"/>
+                <w:sz w:val="18"/>
+              </w:rPr>
+              <w:t>2026-08-03</w:t>
             </w:r>
           </w:p>
         </w:tc>
@@ -5820,7 +6078,7 @@
       <w:tr>
         <w:tc>
           <w:tcPr>
-            <w:tcW w:type="dxa" w:w="2160"/>
+            <w:tcW w:type="dxa" w:w="1984"/>
           </w:tcPr>
           <w:p>
             <w:r>
@@ -5833,13 +6091,13 @@
                 <w:rFonts w:ascii="Yu Gothic" w:hAnsi="Yu Gothic" w:eastAsia="Yu Gothic"/>
                 <w:sz w:val="18"/>
               </w:rPr>
-              <w:t>quarantine（隔離テスト）</w:t>
+              <w:t>トレーサビリティGAP</w:t>
             </w:r>
           </w:p>
         </w:tc>
         <w:tc>
           <w:tcPr>
-            <w:tcW w:type="dxa" w:w="2160"/>
+            <w:tcW w:type="dxa" w:w="1984"/>
           </w:tcPr>
           <w:p>
             <w:r>
@@ -5852,13 +6110,13 @@
                 <w:rFonts w:ascii="Yu Gothic" w:hAnsi="Yu Gothic" w:eastAsia="Yu Gothic"/>
                 <w:sz w:val="18"/>
               </w:rPr>
-              <w:t>flaky等で一時隔離したテスト数</w:t>
+              <w:t>要件⇔テストの対応漏れ</w:t>
             </w:r>
           </w:p>
         </w:tc>
         <w:tc>
           <w:tcPr>
-            <w:tcW w:type="dxa" w:w="2160"/>
+            <w:tcW w:type="dxa" w:w="1984"/>
           </w:tcPr>
           <w:p>
             <w:r>
@@ -5868,16 +6126,23 @@
             </w:r>
             <w:r>
               <w:rPr>
+                <w:rFonts w:ascii="Consolas" w:hAnsi="Consolas" w:eastAsia="Consolas"/>
+                <w:sz w:val="18"/>
+              </w:rPr>
+              <w:t>WS2D-TM-001</w:t>
+            </w:r>
+            <w:r>
+              <w:rPr>
                 <w:rFonts w:ascii="Yu Gothic" w:hAnsi="Yu Gothic" w:eastAsia="Yu Gothic"/>
                 <w:sz w:val="18"/>
               </w:rPr>
-              <w:t>隔離の常態化を防ぐ監視</w:t>
+              <w:t>（機械生成）で0を維持</w:t>
             </w:r>
           </w:p>
         </w:tc>
         <w:tc>
           <w:tcPr>
-            <w:tcW w:type="dxa" w:w="2160"/>
+            <w:tcW w:type="dxa" w:w="1984"/>
           </w:tcPr>
           <w:p>
             <w:r>
@@ -5890,7 +6155,131 @@
                 <w:rFonts w:ascii="Yu Gothic" w:hAnsi="Yu Gothic" w:eastAsia="Yu Gothic"/>
                 <w:sz w:val="18"/>
               </w:rPr>
+              <w:t xml:space="preserve">全 51 件に何らかのテストが紐付く。ただし </w:t>
+            </w:r>
+            <w:r>
+              <w:rPr>
+                <w:rFonts w:ascii="Yu Gothic" w:hAnsi="Yu Gothic" w:eastAsia="Yu Gothic"/>
+                <w:b/>
+                <w:sz w:val="18"/>
+              </w:rPr>
+              <w:t>L3 未検証が critical 11 件中 9 件</w:t>
+            </w:r>
+          </w:p>
+        </w:tc>
+        <w:tc>
+          <w:tcPr>
+            <w:tcW w:type="dxa" w:w="1984"/>
+          </w:tcPr>
+          <w:p>
+            <w:r>
+              <w:rPr>
+                <w:sz w:val="18"/>
+              </w:rPr>
+            </w:r>
+            <w:r>
+              <w:rPr>
+                <w:rFonts w:ascii="Yu Gothic" w:hAnsi="Yu Gothic" w:eastAsia="Yu Gothic"/>
+                <w:sz w:val="18"/>
+              </w:rPr>
+              <w:t>2026-08-02</w:t>
+            </w:r>
+          </w:p>
+        </w:tc>
+      </w:tr>
+      <w:tr>
+        <w:tc>
+          <w:tcPr>
+            <w:tcW w:type="dxa" w:w="1984"/>
+          </w:tcPr>
+          <w:p>
+            <w:r>
+              <w:rPr>
+                <w:sz w:val="18"/>
+              </w:rPr>
+            </w:r>
+            <w:r>
+              <w:rPr>
+                <w:rFonts w:ascii="Yu Gothic" w:hAnsi="Yu Gothic" w:eastAsia="Yu Gothic"/>
+                <w:sz w:val="18"/>
+              </w:rPr>
+              <w:t>quarantine（隔離テスト）</w:t>
+            </w:r>
+          </w:p>
+        </w:tc>
+        <w:tc>
+          <w:tcPr>
+            <w:tcW w:type="dxa" w:w="1984"/>
+          </w:tcPr>
+          <w:p>
+            <w:r>
+              <w:rPr>
+                <w:sz w:val="18"/>
+              </w:rPr>
+            </w:r>
+            <w:r>
+              <w:rPr>
+                <w:rFonts w:ascii="Yu Gothic" w:hAnsi="Yu Gothic" w:eastAsia="Yu Gothic"/>
+                <w:sz w:val="18"/>
+              </w:rPr>
+              <w:t>flaky等で一時隔離したテスト数</w:t>
+            </w:r>
+          </w:p>
+        </w:tc>
+        <w:tc>
+          <w:tcPr>
+            <w:tcW w:type="dxa" w:w="1984"/>
+          </w:tcPr>
+          <w:p>
+            <w:r>
+              <w:rPr>
+                <w:sz w:val="18"/>
+              </w:rPr>
+            </w:r>
+            <w:r>
+              <w:rPr>
+                <w:rFonts w:ascii="Yu Gothic" w:hAnsi="Yu Gothic" w:eastAsia="Yu Gothic"/>
+                <w:sz w:val="18"/>
+              </w:rPr>
+              <w:t>隔離の常態化を防ぐ監視</w:t>
+            </w:r>
+          </w:p>
+        </w:tc>
+        <w:tc>
+          <w:tcPr>
+            <w:tcW w:type="dxa" w:w="1984"/>
+          </w:tcPr>
+          <w:p>
+            <w:r>
+              <w:rPr>
+                <w:sz w:val="18"/>
+              </w:rPr>
+            </w:r>
+            <w:r>
+              <w:rPr>
+                <w:rFonts w:ascii="Yu Gothic" w:hAnsi="Yu Gothic" w:eastAsia="Yu Gothic"/>
+                <w:sz w:val="18"/>
+              </w:rPr>
               <w:t>0</w:t>
+            </w:r>
+          </w:p>
+        </w:tc>
+        <w:tc>
+          <w:tcPr>
+            <w:tcW w:type="dxa" w:w="1984"/>
+          </w:tcPr>
+          <w:p>
+            <w:r>
+              <w:rPr>
+                <w:sz w:val="18"/>
+              </w:rPr>
+            </w:r>
+            <w:r>
+              <w:rPr>
+                <w:rFonts w:ascii="Yu Gothic" w:hAnsi="Yu Gothic" w:eastAsia="Yu Gothic"/>
+                <w:sz w:val="18"/>
+              </w:rPr>
+              <w:t>2026-07-16</w:t>
             </w:r>
           </w:p>
         </w:tc>
@@ -7056,19 +7445,19 @@
       <w:tblPr>
         <w:tblStyle w:val="TableGrid"/>
         <w:tblW w:type="auto" w:w="0"/>
-        <w:tblLayout w:type="autofit"/>
+        <w:tblLayout w:type="fixed"/>
         <w:tblLook w:firstColumn="1" w:firstRow="1" w:lastColumn="0" w:lastRow="0" w:noHBand="0" w:noVBand="1" w:val="04A0"/>
       </w:tblPr>
       <w:tblGrid>
-        <w:gridCol w:w="2160"/>
-        <w:gridCol w:w="2160"/>
-        <w:gridCol w:w="2160"/>
-        <w:gridCol w:w="2160"/>
+        <w:gridCol w:w="2480"/>
+        <w:gridCol w:w="2480"/>
+        <w:gridCol w:w="2480"/>
+        <w:gridCol w:w="2480"/>
       </w:tblGrid>
       <w:tr>
         <w:tc>
           <w:tcPr>
-            <w:tcW w:type="dxa" w:w="2160"/>
+            <w:tcW w:type="dxa" w:w="2480"/>
             <w:shd w:fill="D9E2F3"/>
           </w:tcPr>
           <w:p>
@@ -7090,7 +7479,7 @@
         </w:tc>
         <w:tc>
           <w:tcPr>
-            <w:tcW w:type="dxa" w:w="2160"/>
+            <w:tcW w:type="dxa" w:w="2480"/>
             <w:shd w:fill="D9E2F3"/>
           </w:tcPr>
           <w:p>
@@ -7112,7 +7501,7 @@
         </w:tc>
         <w:tc>
           <w:tcPr>
-            <w:tcW w:type="dxa" w:w="2160"/>
+            <w:tcW w:type="dxa" w:w="2480"/>
             <w:shd w:fill="D9E2F3"/>
           </w:tcPr>
           <w:p>
@@ -7134,7 +7523,7 @@
         </w:tc>
         <w:tc>
           <w:tcPr>
-            <w:tcW w:type="dxa" w:w="2160"/>
+            <w:tcW w:type="dxa" w:w="2480"/>
             <w:shd w:fill="D9E2F3"/>
           </w:tcPr>
           <w:p>
@@ -7158,7 +7547,7 @@
       <w:tr>
         <w:tc>
           <w:tcPr>
-            <w:tcW w:type="dxa" w:w="2160"/>
+            <w:tcW w:type="dxa" w:w="2480"/>
           </w:tcPr>
           <w:p>
             <w:r>
@@ -7177,7 +7566,7 @@
         </w:tc>
         <w:tc>
           <w:tcPr>
-            <w:tcW w:type="dxa" w:w="2160"/>
+            <w:tcW w:type="dxa" w:w="2480"/>
           </w:tcPr>
           <w:p>
             <w:r>
@@ -7196,7 +7585,7 @@
         </w:tc>
         <w:tc>
           <w:tcPr>
-            <w:tcW w:type="dxa" w:w="2160"/>
+            <w:tcW w:type="dxa" w:w="2480"/>
           </w:tcPr>
           <w:p>
             <w:r>
@@ -7215,7 +7604,7 @@
         </w:tc>
         <w:tc>
           <w:tcPr>
-            <w:tcW w:type="dxa" w:w="2160"/>
+            <w:tcW w:type="dxa" w:w="2480"/>
           </w:tcPr>
           <w:p>
             <w:r>
@@ -7243,7 +7632,7 @@
       <w:tr>
         <w:tc>
           <w:tcPr>
-            <w:tcW w:type="dxa" w:w="2160"/>
+            <w:tcW w:type="dxa" w:w="2480"/>
           </w:tcPr>
           <w:p>
             <w:r>
@@ -7262,7 +7651,7 @@
         </w:tc>
         <w:tc>
           <w:tcPr>
-            <w:tcW w:type="dxa" w:w="2160"/>
+            <w:tcW w:type="dxa" w:w="2480"/>
           </w:tcPr>
           <w:p>
             <w:r>
@@ -7281,7 +7670,7 @@
         </w:tc>
         <w:tc>
           <w:tcPr>
-            <w:tcW w:type="dxa" w:w="2160"/>
+            <w:tcW w:type="dxa" w:w="2480"/>
           </w:tcPr>
           <w:p>
             <w:r>
@@ -7307,7 +7696,7 @@
         </w:tc>
         <w:tc>
           <w:tcPr>
-            <w:tcW w:type="dxa" w:w="2160"/>
+            <w:tcW w:type="dxa" w:w="2480"/>
           </w:tcPr>
           <w:p>
             <w:r>
@@ -7328,7 +7717,7 @@
       <w:tr>
         <w:tc>
           <w:tcPr>
-            <w:tcW w:type="dxa" w:w="2160"/>
+            <w:tcW w:type="dxa" w:w="2480"/>
           </w:tcPr>
           <w:p>
             <w:r>
@@ -7347,7 +7736,7 @@
         </w:tc>
         <w:tc>
           <w:tcPr>
-            <w:tcW w:type="dxa" w:w="2160"/>
+            <w:tcW w:type="dxa" w:w="2480"/>
           </w:tcPr>
           <w:p>
             <w:r>
@@ -7401,7 +7790,7 @@
         </w:tc>
         <w:tc>
           <w:tcPr>
-            <w:tcW w:type="dxa" w:w="2160"/>
+            <w:tcW w:type="dxa" w:w="2480"/>
           </w:tcPr>
           <w:p>
             <w:r>
@@ -7420,7 +7809,7 @@
         </w:tc>
         <w:tc>
           <w:tcPr>
-            <w:tcW w:type="dxa" w:w="2160"/>
+            <w:tcW w:type="dxa" w:w="2480"/>
           </w:tcPr>
           <w:p>
             <w:r>
@@ -7441,7 +7830,7 @@
       <w:tr>
         <w:tc>
           <w:tcPr>
-            <w:tcW w:type="dxa" w:w="2160"/>
+            <w:tcW w:type="dxa" w:w="2480"/>
           </w:tcPr>
           <w:p>
             <w:r>
@@ -7460,7 +7849,7 @@
         </w:tc>
         <w:tc>
           <w:tcPr>
-            <w:tcW w:type="dxa" w:w="2160"/>
+            <w:tcW w:type="dxa" w:w="2480"/>
           </w:tcPr>
           <w:p>
             <w:r>
@@ -7486,7 +7875,7 @@
         </w:tc>
         <w:tc>
           <w:tcPr>
-            <w:tcW w:type="dxa" w:w="2160"/>
+            <w:tcW w:type="dxa" w:w="2480"/>
           </w:tcPr>
           <w:p>
             <w:r>
@@ -7505,7 +7894,7 @@
         </w:tc>
         <w:tc>
           <w:tcPr>
-            <w:tcW w:type="dxa" w:w="2160"/>
+            <w:tcW w:type="dxa" w:w="2480"/>
           </w:tcPr>
           <w:p>
             <w:r>
@@ -7526,7 +7915,7 @@
       <w:tr>
         <w:tc>
           <w:tcPr>
-            <w:tcW w:type="dxa" w:w="2160"/>
+            <w:tcW w:type="dxa" w:w="2480"/>
           </w:tcPr>
           <w:p>
             <w:r>
@@ -7545,7 +7934,7 @@
         </w:tc>
         <w:tc>
           <w:tcPr>
-            <w:tcW w:type="dxa" w:w="2160"/>
+            <w:tcW w:type="dxa" w:w="2480"/>
           </w:tcPr>
           <w:p>
             <w:r>
@@ -7564,7 +7953,7 @@
         </w:tc>
         <w:tc>
           <w:tcPr>
-            <w:tcW w:type="dxa" w:w="2160"/>
+            <w:tcW w:type="dxa" w:w="2480"/>
           </w:tcPr>
           <w:p>
             <w:r>
@@ -7583,7 +7972,7 @@
         </w:tc>
         <w:tc>
           <w:tcPr>
-            <w:tcW w:type="dxa" w:w="2160"/>
+            <w:tcW w:type="dxa" w:w="2480"/>
           </w:tcPr>
           <w:p>
             <w:r>
@@ -7604,7 +7993,7 @@
       <w:tr>
         <w:tc>
           <w:tcPr>
-            <w:tcW w:type="dxa" w:w="2160"/>
+            <w:tcW w:type="dxa" w:w="2480"/>
           </w:tcPr>
           <w:p>
             <w:r>
@@ -7623,7 +8012,7 @@
         </w:tc>
         <w:tc>
           <w:tcPr>
-            <w:tcW w:type="dxa" w:w="2160"/>
+            <w:tcW w:type="dxa" w:w="2480"/>
           </w:tcPr>
           <w:p>
             <w:r>
@@ -7642,7 +8031,7 @@
         </w:tc>
         <w:tc>
           <w:tcPr>
-            <w:tcW w:type="dxa" w:w="2160"/>
+            <w:tcW w:type="dxa" w:w="2480"/>
           </w:tcPr>
           <w:p>
             <w:r>
@@ -7661,7 +8050,7 @@
         </w:tc>
         <w:tc>
           <w:tcPr>
-            <w:tcW w:type="dxa" w:w="2160"/>
+            <w:tcW w:type="dxa" w:w="2480"/>
           </w:tcPr>
           <w:p>
             <w:r>
@@ -7732,18 +8121,18 @@
       <w:tblPr>
         <w:tblStyle w:val="TableGrid"/>
         <w:tblW w:type="auto" w:w="0"/>
-        <w:tblLayout w:type="autofit"/>
+        <w:tblLayout w:type="fixed"/>
         <w:tblLook w:firstColumn="1" w:firstRow="1" w:lastColumn="0" w:lastRow="0" w:noHBand="0" w:noVBand="1" w:val="04A0"/>
       </w:tblPr>
       <w:tblGrid>
-        <w:gridCol w:w="2880"/>
-        <w:gridCol w:w="2880"/>
-        <w:gridCol w:w="2880"/>
+        <w:gridCol w:w="3307"/>
+        <w:gridCol w:w="3307"/>
+        <w:gridCol w:w="3307"/>
       </w:tblGrid>
       <w:tr>
         <w:tc>
           <w:tcPr>
-            <w:tcW w:type="dxa" w:w="2880"/>
+            <w:tcW w:type="dxa" w:w="3307"/>
             <w:shd w:fill="D9E2F3"/>
           </w:tcPr>
           <w:p>
@@ -7765,7 +8154,7 @@
         </w:tc>
         <w:tc>
           <w:tcPr>
-            <w:tcW w:type="dxa" w:w="2880"/>
+            <w:tcW w:type="dxa" w:w="3307"/>
             <w:shd w:fill="D9E2F3"/>
           </w:tcPr>
           <w:p>
@@ -7787,7 +8176,7 @@
         </w:tc>
         <w:tc>
           <w:tcPr>
-            <w:tcW w:type="dxa" w:w="2880"/>
+            <w:tcW w:type="dxa" w:w="3307"/>
             <w:shd w:fill="D9E2F3"/>
           </w:tcPr>
           <w:p>
@@ -7811,7 +8200,7 @@
       <w:tr>
         <w:tc>
           <w:tcPr>
-            <w:tcW w:type="dxa" w:w="2880"/>
+            <w:tcW w:type="dxa" w:w="3307"/>
           </w:tcPr>
           <w:p>
             <w:r>
@@ -7830,7 +8219,7 @@
         </w:tc>
         <w:tc>
           <w:tcPr>
-            <w:tcW w:type="dxa" w:w="2880"/>
+            <w:tcW w:type="dxa" w:w="3307"/>
           </w:tcPr>
           <w:p>
             <w:r>
@@ -7849,7 +8238,7 @@
         </w:tc>
         <w:tc>
           <w:tcPr>
-            <w:tcW w:type="dxa" w:w="2880"/>
+            <w:tcW w:type="dxa" w:w="3307"/>
           </w:tcPr>
           <w:p>
             <w:r>
@@ -7870,7 +8259,7 @@
       <w:tr>
         <w:tc>
           <w:tcPr>
-            <w:tcW w:type="dxa" w:w="2880"/>
+            <w:tcW w:type="dxa" w:w="3307"/>
           </w:tcPr>
           <w:p>
             <w:r>
@@ -7889,7 +8278,7 @@
         </w:tc>
         <w:tc>
           <w:tcPr>
-            <w:tcW w:type="dxa" w:w="2880"/>
+            <w:tcW w:type="dxa" w:w="3307"/>
           </w:tcPr>
           <w:p>
             <w:r>
@@ -7908,7 +8297,7 @@
         </w:tc>
         <w:tc>
           <w:tcPr>
-            <w:tcW w:type="dxa" w:w="2880"/>
+            <w:tcW w:type="dxa" w:w="3307"/>
           </w:tcPr>
           <w:p>
             <w:r>
@@ -7929,7 +8318,7 @@
       <w:tr>
         <w:tc>
           <w:tcPr>
-            <w:tcW w:type="dxa" w:w="2880"/>
+            <w:tcW w:type="dxa" w:w="3307"/>
           </w:tcPr>
           <w:p>
             <w:r>
@@ -7948,7 +8337,7 @@
         </w:tc>
         <w:tc>
           <w:tcPr>
-            <w:tcW w:type="dxa" w:w="2880"/>
+            <w:tcW w:type="dxa" w:w="3307"/>
           </w:tcPr>
           <w:p>
             <w:r>
@@ -7967,7 +8356,7 @@
         </w:tc>
         <w:tc>
           <w:tcPr>
-            <w:tcW w:type="dxa" w:w="2880"/>
+            <w:tcW w:type="dxa" w:w="3307"/>
           </w:tcPr>
           <w:p>
             <w:r>
@@ -7988,7 +8377,7 @@
       <w:tr>
         <w:tc>
           <w:tcPr>
-            <w:tcW w:type="dxa" w:w="2880"/>
+            <w:tcW w:type="dxa" w:w="3307"/>
           </w:tcPr>
           <w:p>
             <w:r>
@@ -8014,7 +8403,7 @@
         </w:tc>
         <w:tc>
           <w:tcPr>
-            <w:tcW w:type="dxa" w:w="2880"/>
+            <w:tcW w:type="dxa" w:w="3307"/>
           </w:tcPr>
           <w:p>
             <w:r>
@@ -8033,7 +8422,7 @@
         </w:tc>
         <w:tc>
           <w:tcPr>
-            <w:tcW w:type="dxa" w:w="2880"/>
+            <w:tcW w:type="dxa" w:w="3307"/>
           </w:tcPr>
           <w:p>
             <w:r>
@@ -8054,7 +8443,7 @@
       <w:tr>
         <w:tc>
           <w:tcPr>
-            <w:tcW w:type="dxa" w:w="2880"/>
+            <w:tcW w:type="dxa" w:w="3307"/>
           </w:tcPr>
           <w:p>
             <w:r>
@@ -8080,7 +8469,7 @@
         </w:tc>
         <w:tc>
           <w:tcPr>
-            <w:tcW w:type="dxa" w:w="2880"/>
+            <w:tcW w:type="dxa" w:w="3307"/>
           </w:tcPr>
           <w:p>
             <w:r>
@@ -8099,7 +8488,7 @@
         </w:tc>
         <w:tc>
           <w:tcPr>
-            <w:tcW w:type="dxa" w:w="2880"/>
+            <w:tcW w:type="dxa" w:w="3307"/>
           </w:tcPr>
           <w:p>
             <w:r>
@@ -8120,7 +8509,7 @@
       <w:tr>
         <w:tc>
           <w:tcPr>
-            <w:tcW w:type="dxa" w:w="2880"/>
+            <w:tcW w:type="dxa" w:w="3307"/>
           </w:tcPr>
           <w:p>
             <w:r>
@@ -8146,7 +8535,7 @@
         </w:tc>
         <w:tc>
           <w:tcPr>
-            <w:tcW w:type="dxa" w:w="2880"/>
+            <w:tcW w:type="dxa" w:w="3307"/>
           </w:tcPr>
           <w:p>
             <w:r>
@@ -8165,7 +8554,7 @@
         </w:tc>
         <w:tc>
           <w:tcPr>
-            <w:tcW w:type="dxa" w:w="2880"/>
+            <w:tcW w:type="dxa" w:w="3307"/>
           </w:tcPr>
           <w:p>
             <w:r>
@@ -8343,17 +8732,17 @@
       <w:tblPr>
         <w:tblStyle w:val="TableGrid"/>
         <w:tblW w:type="auto" w:w="0"/>
-        <w:tblLayout w:type="autofit"/>
+        <w:tblLayout w:type="fixed"/>
         <w:tblLook w:firstColumn="1" w:firstRow="1" w:lastColumn="0" w:lastRow="0" w:noHBand="0" w:noVBand="1" w:val="04A0"/>
       </w:tblPr>
       <w:tblGrid>
-        <w:gridCol w:w="4320"/>
-        <w:gridCol w:w="4320"/>
+        <w:gridCol w:w="4961"/>
+        <w:gridCol w:w="4961"/>
       </w:tblGrid>
       <w:tr>
         <w:tc>
           <w:tcPr>
-            <w:tcW w:type="dxa" w:w="4320"/>
+            <w:tcW w:type="dxa" w:w="4961"/>
             <w:shd w:fill="D9E2F3"/>
           </w:tcPr>
           <w:p>
@@ -8375,7 +8764,7 @@
         </w:tc>
         <w:tc>
           <w:tcPr>
-            <w:tcW w:type="dxa" w:w="4320"/>
+            <w:tcW w:type="dxa" w:w="4961"/>
             <w:shd w:fill="D9E2F3"/>
           </w:tcPr>
           <w:p>
@@ -8399,7 +8788,7 @@
       <w:tr>
         <w:tc>
           <w:tcPr>
-            <w:tcW w:type="dxa" w:w="4320"/>
+            <w:tcW w:type="dxa" w:w="4961"/>
           </w:tcPr>
           <w:p>
             <w:r>
@@ -8418,7 +8807,7 @@
         </w:tc>
         <w:tc>
           <w:tcPr>
-            <w:tcW w:type="dxa" w:w="4320"/>
+            <w:tcW w:type="dxa" w:w="4961"/>
           </w:tcPr>
           <w:p>
             <w:r>
@@ -8439,7 +8828,7 @@
       <w:tr>
         <w:tc>
           <w:tcPr>
-            <w:tcW w:type="dxa" w:w="4320"/>
+            <w:tcW w:type="dxa" w:w="4961"/>
           </w:tcPr>
           <w:p>
             <w:r>
@@ -8458,7 +8847,7 @@
         </w:tc>
         <w:tc>
           <w:tcPr>
-            <w:tcW w:type="dxa" w:w="4320"/>
+            <w:tcW w:type="dxa" w:w="4961"/>
           </w:tcPr>
           <w:p>
             <w:r>
@@ -8556,7 +8945,7 @@
       <w:tr>
         <w:tc>
           <w:tcPr>
-            <w:tcW w:type="dxa" w:w="4320"/>
+            <w:tcW w:type="dxa" w:w="4961"/>
           </w:tcPr>
           <w:p>
             <w:r>
@@ -8575,7 +8964,7 @@
         </w:tc>
         <w:tc>
           <w:tcPr>
-            <w:tcW w:type="dxa" w:w="4320"/>
+            <w:tcW w:type="dxa" w:w="4961"/>
           </w:tcPr>
           <w:p>
             <w:r>
@@ -8596,7 +8985,7 @@
       <w:tr>
         <w:tc>
           <w:tcPr>
-            <w:tcW w:type="dxa" w:w="4320"/>
+            <w:tcW w:type="dxa" w:w="4961"/>
           </w:tcPr>
           <w:p>
             <w:r>
@@ -8615,7 +9004,7 @@
         </w:tc>
         <w:tc>
           <w:tcPr>
-            <w:tcW w:type="dxa" w:w="4320"/>
+            <w:tcW w:type="dxa" w:w="4961"/>
           </w:tcPr>
           <w:p>
             <w:r>
@@ -8636,7 +9025,7 @@
       <w:tr>
         <w:tc>
           <w:tcPr>
-            <w:tcW w:type="dxa" w:w="4320"/>
+            <w:tcW w:type="dxa" w:w="4961"/>
           </w:tcPr>
           <w:p>
             <w:r>
@@ -8655,7 +9044,7 @@
         </w:tc>
         <w:tc>
           <w:tcPr>
-            <w:tcW w:type="dxa" w:w="4320"/>
+            <w:tcW w:type="dxa" w:w="4961"/>
           </w:tcPr>
           <w:p>
             <w:r>
@@ -8711,19 +9100,19 @@
       <w:tblPr>
         <w:tblStyle w:val="TableGrid"/>
         <w:tblW w:type="auto" w:w="0"/>
-        <w:tblLayout w:type="autofit"/>
+        <w:tblLayout w:type="fixed"/>
         <w:tblLook w:firstColumn="1" w:firstRow="1" w:lastColumn="0" w:lastRow="0" w:noHBand="0" w:noVBand="1" w:val="04A0"/>
       </w:tblPr>
       <w:tblGrid>
-        <w:gridCol w:w="2160"/>
-        <w:gridCol w:w="2160"/>
-        <w:gridCol w:w="2160"/>
-        <w:gridCol w:w="2160"/>
+        <w:gridCol w:w="2480"/>
+        <w:gridCol w:w="2480"/>
+        <w:gridCol w:w="2480"/>
+        <w:gridCol w:w="2480"/>
       </w:tblGrid>
       <w:tr>
         <w:tc>
           <w:tcPr>
-            <w:tcW w:type="dxa" w:w="2160"/>
+            <w:tcW w:type="dxa" w:w="2480"/>
             <w:shd w:fill="D9E2F3"/>
           </w:tcPr>
           <w:p>
@@ -8745,7 +9134,7 @@
         </w:tc>
         <w:tc>
           <w:tcPr>
-            <w:tcW w:type="dxa" w:w="2160"/>
+            <w:tcW w:type="dxa" w:w="2480"/>
             <w:shd w:fill="D9E2F3"/>
           </w:tcPr>
           <w:p>
@@ -8767,7 +9156,7 @@
         </w:tc>
         <w:tc>
           <w:tcPr>
-            <w:tcW w:type="dxa" w:w="2160"/>
+            <w:tcW w:type="dxa" w:w="2480"/>
             <w:shd w:fill="D9E2F3"/>
           </w:tcPr>
           <w:p>
@@ -8789,7 +9178,7 @@
         </w:tc>
         <w:tc>
           <w:tcPr>
-            <w:tcW w:type="dxa" w:w="2160"/>
+            <w:tcW w:type="dxa" w:w="2480"/>
             <w:shd w:fill="D9E2F3"/>
           </w:tcPr>
           <w:p>
@@ -8813,7 +9202,7 @@
       <w:tr>
         <w:tc>
           <w:tcPr>
-            <w:tcW w:type="dxa" w:w="2160"/>
+            <w:tcW w:type="dxa" w:w="2480"/>
           </w:tcPr>
           <w:p>
             <w:r>
@@ -8832,7 +9221,7 @@
         </w:tc>
         <w:tc>
           <w:tcPr>
-            <w:tcW w:type="dxa" w:w="2160"/>
+            <w:tcW w:type="dxa" w:w="2480"/>
           </w:tcPr>
           <w:p>
             <w:r>
@@ -8851,7 +9240,7 @@
         </w:tc>
         <w:tc>
           <w:tcPr>
-            <w:tcW w:type="dxa" w:w="2160"/>
+            <w:tcW w:type="dxa" w:w="2480"/>
           </w:tcPr>
           <w:p>
             <w:r>
@@ -8870,7 +9259,7 @@
         </w:tc>
         <w:tc>
           <w:tcPr>
-            <w:tcW w:type="dxa" w:w="2160"/>
+            <w:tcW w:type="dxa" w:w="2480"/>
           </w:tcPr>
           <w:p>
             <w:r>
@@ -8891,7 +9280,7 @@
       <w:tr>
         <w:tc>
           <w:tcPr>
-            <w:tcW w:type="dxa" w:w="2160"/>
+            <w:tcW w:type="dxa" w:w="2480"/>
           </w:tcPr>
           <w:p>
             <w:r>
@@ -8910,7 +9299,7 @@
         </w:tc>
         <w:tc>
           <w:tcPr>
-            <w:tcW w:type="dxa" w:w="2160"/>
+            <w:tcW w:type="dxa" w:w="2480"/>
           </w:tcPr>
           <w:p>
             <w:r>
@@ -8929,7 +9318,7 @@
         </w:tc>
         <w:tc>
           <w:tcPr>
-            <w:tcW w:type="dxa" w:w="2160"/>
+            <w:tcW w:type="dxa" w:w="2480"/>
           </w:tcPr>
           <w:p>
             <w:r>
@@ -8948,7 +9337,7 @@
         </w:tc>
         <w:tc>
           <w:tcPr>
-            <w:tcW w:type="dxa" w:w="2160"/>
+            <w:tcW w:type="dxa" w:w="2480"/>
           </w:tcPr>
           <w:p>
             <w:r>
@@ -8971,8 +9360,8 @@
     <w:sectPr>
       <w:footerReference w:type="default" r:id="rId9"/>
       <w:headerReference w:type="default" r:id="rId10"/>
-      <w:pgSz w:w="12240" w:h="15840"/>
-      <w:pgMar w:top="1440" w:right="1800" w:bottom="1440" w:left="1800" w:header="720" w:footer="720" w:gutter="0"/>
+      <w:pgSz w:w="11906" w:h="16838"/>
+      <w:pgMar w:top="1417" w:right="850" w:bottom="1134" w:left="1134" w:header="720" w:footer="720" w:gutter="0"/>
       <w:cols w:space="720"/>
       <w:docGrid w:linePitch="360"/>
     </w:sectPr>
